--- a/1.Requisitos/BRA - Visão.docx
+++ b/1.Requisitos/BRA - Visão.docx
@@ -1,6 +1,6 @@
 
 <file path=word/document.xml><?xml version="1.0" encoding="utf-8"?>
-<w:document xmlns:wpc="http://schemas.microsoft.com/office/word/2010/wordprocessingCanvas" xmlns:cx="http://schemas.microsoft.com/office/drawing/2014/chartex" xmlns:cx1="http://schemas.microsoft.com/office/drawing/2015/9/8/chartex" xmlns:cx2="http://schemas.microsoft.com/office/drawing/2015/10/21/chartex" xmlns:cx3="http://schemas.microsoft.com/office/drawing/2016/5/9/chartex" xmlns:cx4="http://schemas.microsoft.com/office/drawing/2016/5/10/chartex" xmlns:cx5="http://schemas.microsoft.com/office/drawing/2016/5/11/chartex" xmlns:cx6="http://schemas.microsoft.com/office/drawing/2016/5/12/chartex" xmlns:cx7="http://schemas.microsoft.com/office/drawing/2016/5/13/chartex" xmlns:cx8="http://schemas.microsoft.com/office/drawing/2016/5/14/chartex" xmlns:mc="http://schemas.openxmlformats.org/markup-compatibility/2006" xmlns:aink="http://schemas.microsoft.com/office/drawing/2016/ink" xmlns:am3d="http://schemas.microsoft.com/office/drawing/2017/model3d" xmlns:o="urn:schemas-microsoft-com:office:office" xmlns:oel="http://schemas.microsoft.com/office/2019/extlst" xmlns:r="http://schemas.openxmlformats.org/officeDocument/2006/relationships" xmlns:m="http://schemas.openxmlformats.org/officeDocument/2006/math" xmlns:v="urn:schemas-microsoft-com:vml" xmlns:wp14="http://schemas.microsoft.com/office/word/2010/wordprocessingDrawing" xmlns:wp="http://schemas.openxmlformats.org/drawingml/2006/wordprocessingDrawing" xmlns:w10="urn:schemas-microsoft-com:office:word" xmlns:w="http://schemas.openxmlformats.org/wordprocessingml/2006/main" xmlns:w14="http://schemas.microsoft.com/office/word/2010/wordml" xmlns:w15="http://schemas.microsoft.com/office/word/2012/wordml" xmlns:w16cei="http://schemas.microsoft.com/office/word/2026/wordml/cei" xmlns:w16cex="http://schemas.microsoft.com/office/word/2018/wordml/cex" xmlns:w16cid="http://schemas.microsoft.com/office/word/2016/wordml/cid" xmlns:w16="http://schemas.microsoft.com/office/word/2018/wordml" xmlns:w16du="http://schemas.microsoft.com/office/word/2023/wordml/word16du" xmlns:w16sdtdh="http://schemas.microsoft.com/office/word/2020/wordml/sdtdatahash" xmlns:w16sdtfl="http://schemas.microsoft.com/office/word/2024/wordml/sdtformatlock" xmlns:w16se="http://schemas.microsoft.com/office/word/2015/wordml/symex" xmlns:wpg="http://schemas.microsoft.com/office/word/2010/wordprocessingGroup" xmlns:wpi="http://schemas.microsoft.com/office/word/2010/wordprocessingInk" xmlns:wne="http://schemas.microsoft.com/office/word/2006/wordml" xmlns:wps="http://schemas.microsoft.com/office/word/2010/wordprocessingShape" mc:Ignorable="w14 w15 w16se w16cid w16 w16cex w16sdtdh w16sdtfl w16du wp14">
+<w:document xmlns:wpc="http://schemas.microsoft.com/office/word/2010/wordprocessingCanvas" xmlns:cx="http://schemas.microsoft.com/office/drawing/2014/chartex" xmlns:cx1="http://schemas.microsoft.com/office/drawing/2015/9/8/chartex" xmlns:cx2="http://schemas.microsoft.com/office/drawing/2015/10/21/chartex" xmlns:cx3="http://schemas.microsoft.com/office/drawing/2016/5/9/chartex" xmlns:cx4="http://schemas.microsoft.com/office/drawing/2016/5/10/chartex" xmlns:cx5="http://schemas.microsoft.com/office/drawing/2016/5/11/chartex" xmlns:cx6="http://schemas.microsoft.com/office/drawing/2016/5/12/chartex" xmlns:cx7="http://schemas.microsoft.com/office/drawing/2016/5/13/chartex" xmlns:cx8="http://schemas.microsoft.com/office/drawing/2016/5/14/chartex" xmlns:mc="http://schemas.openxmlformats.org/markup-compatibility/2006" xmlns:aink="http://schemas.microsoft.com/office/drawing/2016/ink" xmlns:am3d="http://schemas.microsoft.com/office/drawing/2017/model3d" xmlns:o="urn:schemas-microsoft-com:office:office" xmlns:oel="http://schemas.microsoft.com/office/2019/extlst" xmlns:r="http://schemas.openxmlformats.org/officeDocument/2006/relationships" xmlns:m="http://schemas.openxmlformats.org/officeDocument/2006/math" xmlns:v="urn:schemas-microsoft-com:vml" xmlns:wp14="http://schemas.microsoft.com/office/word/2010/wordprocessingDrawing" xmlns:wp="http://schemas.openxmlformats.org/drawingml/2006/wordprocessingDrawing" xmlns:w10="urn:schemas-microsoft-com:office:word" xmlns:w="http://schemas.openxmlformats.org/wordprocessingml/2006/main" xmlns:w14="http://schemas.microsoft.com/office/word/2010/wordml" xmlns:w15="http://schemas.microsoft.com/office/word/2012/wordml" xmlns:w16cex="http://schemas.microsoft.com/office/word/2018/wordml/cex" xmlns:w16cid="http://schemas.microsoft.com/office/word/2016/wordml/cid" xmlns:w16="http://schemas.microsoft.com/office/word/2018/wordml" xmlns:w16du="http://schemas.microsoft.com/office/word/2023/wordml/word16du" xmlns:w16sdtdh="http://schemas.microsoft.com/office/word/2020/wordml/sdtdatahash" xmlns:w16sdtfl="http://schemas.microsoft.com/office/word/2024/wordml/sdtformatlock" xmlns:w16se="http://schemas.microsoft.com/office/word/2015/wordml/symex" xmlns:wpg="http://schemas.microsoft.com/office/word/2010/wordprocessingGroup" xmlns:wpi="http://schemas.microsoft.com/office/word/2010/wordprocessingInk" xmlns:wne="http://schemas.microsoft.com/office/word/2006/wordml" xmlns:wps="http://schemas.microsoft.com/office/word/2010/wordprocessingShape" mc:Ignorable="w14 w15 w16se w16cid w16 w16cex w16sdtdh w16sdtfl w16du wp14">
   <w:background w:color="FFFFFF"/>
   <w:body>
     <w:p>
@@ -186,7 +186,7 @@
               </wp:anchor>
             </w:drawing>
           </mc:Choice>
-          <mc:Fallback>
+          <mc:Fallback xmlns:w16cei="http://schemas.microsoft.com/office/word/2026/wordml/cei">
             <w:pict>
               <v:shapetype w14:anchorId="1AFA8A64" id="_x0000_t202" coordsize="21600,21600" o:spt="202" path="m,l,21600r21600,l21600,xe">
                 <v:stroke joinstyle="miter"/>
@@ -396,7 +396,7 @@
               </wp:anchor>
             </w:drawing>
           </mc:Choice>
-          <mc:Fallback>
+          <mc:Fallback xmlns:w16cei="http://schemas.microsoft.com/office/word/2026/wordml/cei">
             <w:pict>
               <v:shape w14:anchorId="2ED2063B" id="_x0000_s1027" type="#_x0000_t202" style="position:absolute;left:0;text-align:left;margin-left:-54.4pt;margin-top:15.5pt;width:559.25pt;height:47.05pt;z-index:251660288;visibility:visible;mso-wrap-style:square;mso-width-percent:0;mso-height-percent:0;mso-wrap-distance-left:9pt;mso-wrap-distance-top:0;mso-wrap-distance-right:9pt;mso-wrap-distance-bottom:0;mso-position-horizontal:absolute;mso-position-horizontal-relative:text;mso-position-vertical:absolute;mso-position-vertical-relative:text;mso-width-percent:0;mso-height-percent:0;mso-width-relative:page;mso-height-relative:page;v-text-anchor:top" o:gfxdata="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" stroked="f">
                 <v:textbox>
@@ -695,7 +695,7 @@
               </wp:anchor>
             </w:drawing>
           </mc:Choice>
-          <mc:Fallback>
+          <mc:Fallback xmlns:w16cei="http://schemas.microsoft.com/office/word/2026/wordml/cei">
             <w:pict>
               <v:shape w14:anchorId="7393A91E" id="Text Box 4" o:spid="_x0000_s1028" type="#_x0000_t202" style="position:absolute;left:0;text-align:left;margin-left:-59.15pt;margin-top:23pt;width:572.4pt;height:33.55pt;z-index:251662336;visibility:visible;mso-wrap-style:square;mso-width-percent:0;mso-height-percent:0;mso-wrap-distance-left:9pt;mso-wrap-distance-top:0;mso-wrap-distance-right:9pt;mso-wrap-distance-bottom:0;mso-position-horizontal:absolute;mso-position-horizontal-relative:text;mso-position-vertical:absolute;mso-position-vertical-relative:text;mso-width-percent:0;mso-height-percent:0;mso-width-relative:page;mso-height-relative:page;v-text-anchor:top" o:gfxdata="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" stroked="f">
                 <v:textbox>
@@ -1958,7 +1958,19 @@
         <w:rPr>
           <w:lang w:val="pt-PT"/>
         </w:rPr>
-        <w:t xml:space="preserve"> com estátisticas dos jogadores e dos embates dos seus times.</w:t>
+        <w:t xml:space="preserve"> com estátisticas dos jogadores e dos embates dos seus </w:t>
+      </w:r>
+      <w:r>
+        <w:rPr>
+          <w:lang w:val="pt-PT"/>
+        </w:rPr>
+        <w:t>clubes</w:t>
+      </w:r>
+      <w:r>
+        <w:rPr>
+          <w:lang w:val="pt-PT"/>
+        </w:rPr>
+        <w:t>.</w:t>
       </w:r>
     </w:p>
     <w:p>
@@ -1994,7 +2006,25 @@
         <w:rPr>
           <w:lang w:val="pt-PT"/>
         </w:rPr>
-        <w:t xml:space="preserve"> do sistema é fornecer os recursos necessários para que usuários façam análises das principais estatítiscas dos jogadores de seus clubes e vejam as chances de vitória em embates com outros participantes d</w:t>
+        <w:t xml:space="preserve"> do sistema é fornecer os recursos necessários para que usuários façam análises das principais </w:t>
+      </w:r>
+      <w:r>
+        <w:rPr>
+          <w:lang w:val="pt-PT"/>
+        </w:rPr>
+        <w:t>estatísticas</w:t>
+      </w:r>
+      <w:r>
+        <w:rPr>
+          <w:lang w:val="pt-PT"/>
+        </w:rPr>
+        <w:t xml:space="preserve"> </w:t>
+      </w:r>
+      <w:r>
+        <w:rPr>
+          <w:lang w:val="pt-PT"/>
+        </w:rPr>
+        <w:t>dos jogadores de seus clubes e vejam as chances de vitória em embates com outros participantes d</w:t>
       </w:r>
       <w:r>
         <w:rPr>
@@ -3076,6 +3106,24 @@
         <w:rPr>
           <w:lang w:val="pt-PT"/>
         </w:rPr>
+        <w:t>Deve usar Jakarta Faces (também conhecido como JavaServer Faces) no front-end;</w:t>
+      </w:r>
+    </w:p>
+    <w:p>
+      <w:pPr>
+        <w:pStyle w:val="PargrafodaLista"/>
+        <w:numPr>
+          <w:ilvl w:val="0"/>
+          <w:numId w:val="16"/>
+        </w:numPr>
+        <w:rPr>
+          <w:lang w:val="pt-PT"/>
+        </w:rPr>
+      </w:pPr>
+      <w:r>
+        <w:rPr>
+          <w:lang w:val="pt-PT"/>
+        </w:rPr>
         <w:t xml:space="preserve">As </w:t>
       </w:r>
       <w:r>
@@ -3283,7 +3331,7 @@
 </file>
 
 <file path=word/endnotes.xml><?xml version="1.0" encoding="utf-8"?>
-<w:endnotes xmlns:wpc="http://schemas.microsoft.com/office/word/2010/wordprocessingCanvas" xmlns:cx="http://schemas.microsoft.com/office/drawing/2014/chartex" xmlns:cx1="http://schemas.microsoft.com/office/drawing/2015/9/8/chartex" xmlns:cx2="http://schemas.microsoft.com/office/drawing/2015/10/21/chartex" xmlns:cx3="http://schemas.microsoft.com/office/drawing/2016/5/9/chartex" xmlns:cx4="http://schemas.microsoft.com/office/drawing/2016/5/10/chartex" xmlns:cx5="http://schemas.microsoft.com/office/drawing/2016/5/11/chartex" xmlns:cx6="http://schemas.microsoft.com/office/drawing/2016/5/12/chartex" xmlns:cx7="http://schemas.microsoft.com/office/drawing/2016/5/13/chartex" xmlns:cx8="http://schemas.microsoft.com/office/drawing/2016/5/14/chartex" xmlns:mc="http://schemas.openxmlformats.org/markup-compatibility/2006" xmlns:aink="http://schemas.microsoft.com/office/drawing/2016/ink" xmlns:am3d="http://schemas.microsoft.com/office/drawing/2017/model3d" xmlns:o="urn:schemas-microsoft-com:office:office" xmlns:oel="http://schemas.microsoft.com/office/2019/extlst" xmlns:r="http://schemas.openxmlformats.org/officeDocument/2006/relationships" xmlns:m="http://schemas.openxmlformats.org/officeDocument/2006/math" xmlns:v="urn:schemas-microsoft-com:vml" xmlns:wp14="http://schemas.microsoft.com/office/word/2010/wordprocessingDrawing" xmlns:wp="http://schemas.openxmlformats.org/drawingml/2006/wordprocessingDrawing" xmlns:w10="urn:schemas-microsoft-com:office:word" xmlns:w="http://schemas.openxmlformats.org/wordprocessingml/2006/main" xmlns:w14="http://schemas.microsoft.com/office/word/2010/wordml" xmlns:w15="http://schemas.microsoft.com/office/word/2012/wordml" xmlns:w16cei="http://schemas.microsoft.com/office/word/2026/wordml/cei" xmlns:w16cex="http://schemas.microsoft.com/office/word/2018/wordml/cex" xmlns:w16cid="http://schemas.microsoft.com/office/word/2016/wordml/cid" xmlns:w16="http://schemas.microsoft.com/office/word/2018/wordml" xmlns:w16du="http://schemas.microsoft.com/office/word/2023/wordml/word16du" xmlns:w16sdtdh="http://schemas.microsoft.com/office/word/2020/wordml/sdtdatahash" xmlns:w16sdtfl="http://schemas.microsoft.com/office/word/2024/wordml/sdtformatlock" xmlns:w16se="http://schemas.microsoft.com/office/word/2015/wordml/symex" xmlns:wpg="http://schemas.microsoft.com/office/word/2010/wordprocessingGroup" xmlns:wpi="http://schemas.microsoft.com/office/word/2010/wordprocessingInk" xmlns:wne="http://schemas.microsoft.com/office/word/2006/wordml" xmlns:wps="http://schemas.microsoft.com/office/word/2010/wordprocessingShape" mc:Ignorable="w14 w15 w16se w16cid w16 w16cex w16sdtdh w16sdtfl w16du wp14">
+<w:endnotes xmlns:wpc="http://schemas.microsoft.com/office/word/2010/wordprocessingCanvas" xmlns:cx="http://schemas.microsoft.com/office/drawing/2014/chartex" xmlns:cx1="http://schemas.microsoft.com/office/drawing/2015/9/8/chartex" xmlns:cx2="http://schemas.microsoft.com/office/drawing/2015/10/21/chartex" xmlns:cx3="http://schemas.microsoft.com/office/drawing/2016/5/9/chartex" xmlns:cx4="http://schemas.microsoft.com/office/drawing/2016/5/10/chartex" xmlns:cx5="http://schemas.microsoft.com/office/drawing/2016/5/11/chartex" xmlns:cx6="http://schemas.microsoft.com/office/drawing/2016/5/12/chartex" xmlns:cx7="http://schemas.microsoft.com/office/drawing/2016/5/13/chartex" xmlns:cx8="http://schemas.microsoft.com/office/drawing/2016/5/14/chartex" xmlns:mc="http://schemas.openxmlformats.org/markup-compatibility/2006" xmlns:aink="http://schemas.microsoft.com/office/drawing/2016/ink" xmlns:am3d="http://schemas.microsoft.com/office/drawing/2017/model3d" xmlns:o="urn:schemas-microsoft-com:office:office" xmlns:oel="http://schemas.microsoft.com/office/2019/extlst" xmlns:r="http://schemas.openxmlformats.org/officeDocument/2006/relationships" xmlns:m="http://schemas.openxmlformats.org/officeDocument/2006/math" xmlns:v="urn:schemas-microsoft-com:vml" xmlns:wp14="http://schemas.microsoft.com/office/word/2010/wordprocessingDrawing" xmlns:wp="http://schemas.openxmlformats.org/drawingml/2006/wordprocessingDrawing" xmlns:w10="urn:schemas-microsoft-com:office:word" xmlns:w="http://schemas.openxmlformats.org/wordprocessingml/2006/main" xmlns:w14="http://schemas.microsoft.com/office/word/2010/wordml" xmlns:w15="http://schemas.microsoft.com/office/word/2012/wordml" xmlns:w16cex="http://schemas.microsoft.com/office/word/2018/wordml/cex" xmlns:w16cid="http://schemas.microsoft.com/office/word/2016/wordml/cid" xmlns:w16="http://schemas.microsoft.com/office/word/2018/wordml" xmlns:w16du="http://schemas.microsoft.com/office/word/2023/wordml/word16du" xmlns:w16sdtdh="http://schemas.microsoft.com/office/word/2020/wordml/sdtdatahash" xmlns:w16sdtfl="http://schemas.microsoft.com/office/word/2024/wordml/sdtformatlock" xmlns:w16se="http://schemas.microsoft.com/office/word/2015/wordml/symex" xmlns:wpg="http://schemas.microsoft.com/office/word/2010/wordprocessingGroup" xmlns:wpi="http://schemas.microsoft.com/office/word/2010/wordprocessingInk" xmlns:wne="http://schemas.microsoft.com/office/word/2006/wordml" xmlns:wps="http://schemas.microsoft.com/office/word/2010/wordprocessingShape" mc:Ignorable="w14 w15 w16se w16cid w16 w16cex w16sdtdh w16sdtfl w16du wp14">
   <w:endnote w:type="separator" w:id="-1">
     <w:p>
       <w:r>
@@ -3302,7 +3350,7 @@
 </file>
 
 <file path=word/footer1.xml><?xml version="1.0" encoding="utf-8"?>
-<w:ftr xmlns:wpc="http://schemas.microsoft.com/office/word/2010/wordprocessingCanvas" xmlns:cx="http://schemas.microsoft.com/office/drawing/2014/chartex" xmlns:cx1="http://schemas.microsoft.com/office/drawing/2015/9/8/chartex" xmlns:cx2="http://schemas.microsoft.com/office/drawing/2015/10/21/chartex" xmlns:cx3="http://schemas.microsoft.com/office/drawing/2016/5/9/chartex" xmlns:cx4="http://schemas.microsoft.com/office/drawing/2016/5/10/chartex" xmlns:cx5="http://schemas.microsoft.com/office/drawing/2016/5/11/chartex" xmlns:cx6="http://schemas.microsoft.com/office/drawing/2016/5/12/chartex" xmlns:cx7="http://schemas.microsoft.com/office/drawing/2016/5/13/chartex" xmlns:cx8="http://schemas.microsoft.com/office/drawing/2016/5/14/chartex" xmlns:mc="http://schemas.openxmlformats.org/markup-compatibility/2006" xmlns:aink="http://schemas.microsoft.com/office/drawing/2016/ink" xmlns:am3d="http://schemas.microsoft.com/office/drawing/2017/model3d" xmlns:o="urn:schemas-microsoft-com:office:office" xmlns:oel="http://schemas.microsoft.com/office/2019/extlst" xmlns:r="http://schemas.openxmlformats.org/officeDocument/2006/relationships" xmlns:m="http://schemas.openxmlformats.org/officeDocument/2006/math" xmlns:v="urn:schemas-microsoft-com:vml" xmlns:wp14="http://schemas.microsoft.com/office/word/2010/wordprocessingDrawing" xmlns:wp="http://schemas.openxmlformats.org/drawingml/2006/wordprocessingDrawing" xmlns:w10="urn:schemas-microsoft-com:office:word" xmlns:w="http://schemas.openxmlformats.org/wordprocessingml/2006/main" xmlns:w14="http://schemas.microsoft.com/office/word/2010/wordml" xmlns:w15="http://schemas.microsoft.com/office/word/2012/wordml" xmlns:w16cei="http://schemas.microsoft.com/office/word/2026/wordml/cei" xmlns:w16cex="http://schemas.microsoft.com/office/word/2018/wordml/cex" xmlns:w16cid="http://schemas.microsoft.com/office/word/2016/wordml/cid" xmlns:w16="http://schemas.microsoft.com/office/word/2018/wordml" xmlns:w16du="http://schemas.microsoft.com/office/word/2023/wordml/word16du" xmlns:w16sdtdh="http://schemas.microsoft.com/office/word/2020/wordml/sdtdatahash" xmlns:w16sdtfl="http://schemas.microsoft.com/office/word/2024/wordml/sdtformatlock" xmlns:w16se="http://schemas.microsoft.com/office/word/2015/wordml/symex" xmlns:wpg="http://schemas.microsoft.com/office/word/2010/wordprocessingGroup" xmlns:wpi="http://schemas.microsoft.com/office/word/2010/wordprocessingInk" xmlns:wne="http://schemas.microsoft.com/office/word/2006/wordml" xmlns:wps="http://schemas.microsoft.com/office/word/2010/wordprocessingShape" mc:Ignorable="w14 w15 w16se w16cid w16 w16cex w16sdtdh w16sdtfl w16du wp14">
+<w:ftr xmlns:wpc="http://schemas.microsoft.com/office/word/2010/wordprocessingCanvas" xmlns:cx="http://schemas.microsoft.com/office/drawing/2014/chartex" xmlns:cx1="http://schemas.microsoft.com/office/drawing/2015/9/8/chartex" xmlns:cx2="http://schemas.microsoft.com/office/drawing/2015/10/21/chartex" xmlns:cx3="http://schemas.microsoft.com/office/drawing/2016/5/9/chartex" xmlns:cx4="http://schemas.microsoft.com/office/drawing/2016/5/10/chartex" xmlns:cx5="http://schemas.microsoft.com/office/drawing/2016/5/11/chartex" xmlns:cx6="http://schemas.microsoft.com/office/drawing/2016/5/12/chartex" xmlns:cx7="http://schemas.microsoft.com/office/drawing/2016/5/13/chartex" xmlns:cx8="http://schemas.microsoft.com/office/drawing/2016/5/14/chartex" xmlns:mc="http://schemas.openxmlformats.org/markup-compatibility/2006" xmlns:aink="http://schemas.microsoft.com/office/drawing/2016/ink" xmlns:am3d="http://schemas.microsoft.com/office/drawing/2017/model3d" xmlns:o="urn:schemas-microsoft-com:office:office" xmlns:oel="http://schemas.microsoft.com/office/2019/extlst" xmlns:r="http://schemas.openxmlformats.org/officeDocument/2006/relationships" xmlns:m="http://schemas.openxmlformats.org/officeDocument/2006/math" xmlns:v="urn:schemas-microsoft-com:vml" xmlns:wp14="http://schemas.microsoft.com/office/word/2010/wordprocessingDrawing" xmlns:wp="http://schemas.openxmlformats.org/drawingml/2006/wordprocessingDrawing" xmlns:w10="urn:schemas-microsoft-com:office:word" xmlns:w="http://schemas.openxmlformats.org/wordprocessingml/2006/main" xmlns:w14="http://schemas.microsoft.com/office/word/2010/wordml" xmlns:w15="http://schemas.microsoft.com/office/word/2012/wordml" xmlns:w16cex="http://schemas.microsoft.com/office/word/2018/wordml/cex" xmlns:w16cid="http://schemas.microsoft.com/office/word/2016/wordml/cid" xmlns:w16="http://schemas.microsoft.com/office/word/2018/wordml" xmlns:w16du="http://schemas.microsoft.com/office/word/2023/wordml/word16du" xmlns:w16sdtdh="http://schemas.microsoft.com/office/word/2020/wordml/sdtdatahash" xmlns:w16sdtfl="http://schemas.microsoft.com/office/word/2024/wordml/sdtformatlock" xmlns:w16se="http://schemas.microsoft.com/office/word/2015/wordml/symex" xmlns:wpg="http://schemas.microsoft.com/office/word/2010/wordprocessingGroup" xmlns:wpi="http://schemas.microsoft.com/office/word/2010/wordprocessingInk" xmlns:wne="http://schemas.microsoft.com/office/word/2006/wordml" xmlns:wps="http://schemas.microsoft.com/office/word/2010/wordprocessingShape" mc:Ignorable="w14 w15 w16se w16cid w16 w16cex w16sdtdh w16sdtfl w16du wp14">
   <w:p>
     <w:pPr>
       <w:pStyle w:val="Rodap"/>
@@ -3361,7 +3409,15 @@
             <w:pStyle w:val="Rodap"/>
           </w:pPr>
           <w:r>
-            <w:t>ITQ- X.X-XX.XX – Nome da ITQ</w:t>
+            <w:t>ITQ- X.X-</w:t>
+          </w:r>
+          <w:proofErr w:type="gramStart"/>
+          <w:r>
+            <w:t>XX.XX</w:t>
+          </w:r>
+          <w:proofErr w:type="gramEnd"/>
+          <w:r>
+            <w:t xml:space="preserve"> – Nome da ITQ</w:t>
           </w:r>
         </w:p>
       </w:tc>
@@ -3443,7 +3499,7 @@
 </file>
 
 <file path=word/footer2.xml><?xml version="1.0" encoding="utf-8"?>
-<w:ftr xmlns:wpc="http://schemas.microsoft.com/office/word/2010/wordprocessingCanvas" xmlns:cx="http://schemas.microsoft.com/office/drawing/2014/chartex" xmlns:cx1="http://schemas.microsoft.com/office/drawing/2015/9/8/chartex" xmlns:cx2="http://schemas.microsoft.com/office/drawing/2015/10/21/chartex" xmlns:cx3="http://schemas.microsoft.com/office/drawing/2016/5/9/chartex" xmlns:cx4="http://schemas.microsoft.com/office/drawing/2016/5/10/chartex" xmlns:cx5="http://schemas.microsoft.com/office/drawing/2016/5/11/chartex" xmlns:cx6="http://schemas.microsoft.com/office/drawing/2016/5/12/chartex" xmlns:cx7="http://schemas.microsoft.com/office/drawing/2016/5/13/chartex" xmlns:cx8="http://schemas.microsoft.com/office/drawing/2016/5/14/chartex" xmlns:mc="http://schemas.openxmlformats.org/markup-compatibility/2006" xmlns:aink="http://schemas.microsoft.com/office/drawing/2016/ink" xmlns:am3d="http://schemas.microsoft.com/office/drawing/2017/model3d" xmlns:o="urn:schemas-microsoft-com:office:office" xmlns:oel="http://schemas.microsoft.com/office/2019/extlst" xmlns:r="http://schemas.openxmlformats.org/officeDocument/2006/relationships" xmlns:m="http://schemas.openxmlformats.org/officeDocument/2006/math" xmlns:v="urn:schemas-microsoft-com:vml" xmlns:wp14="http://schemas.microsoft.com/office/word/2010/wordprocessingDrawing" xmlns:wp="http://schemas.openxmlformats.org/drawingml/2006/wordprocessingDrawing" xmlns:w10="urn:schemas-microsoft-com:office:word" xmlns:w="http://schemas.openxmlformats.org/wordprocessingml/2006/main" xmlns:w14="http://schemas.microsoft.com/office/word/2010/wordml" xmlns:w15="http://schemas.microsoft.com/office/word/2012/wordml" xmlns:w16cei="http://schemas.microsoft.com/office/word/2026/wordml/cei" xmlns:w16cex="http://schemas.microsoft.com/office/word/2018/wordml/cex" xmlns:w16cid="http://schemas.microsoft.com/office/word/2016/wordml/cid" xmlns:w16="http://schemas.microsoft.com/office/word/2018/wordml" xmlns:w16du="http://schemas.microsoft.com/office/word/2023/wordml/word16du" xmlns:w16sdtdh="http://schemas.microsoft.com/office/word/2020/wordml/sdtdatahash" xmlns:w16sdtfl="http://schemas.microsoft.com/office/word/2024/wordml/sdtformatlock" xmlns:w16se="http://schemas.microsoft.com/office/word/2015/wordml/symex" xmlns:wpg="http://schemas.microsoft.com/office/word/2010/wordprocessingGroup" xmlns:wpi="http://schemas.microsoft.com/office/word/2010/wordprocessingInk" xmlns:wne="http://schemas.microsoft.com/office/word/2006/wordml" xmlns:wps="http://schemas.microsoft.com/office/word/2010/wordprocessingShape" mc:Ignorable="w14 w15 w16se w16cid w16 w16cex w16sdtdh w16sdtfl w16du wp14">
+<w:ftr xmlns:wpc="http://schemas.microsoft.com/office/word/2010/wordprocessingCanvas" xmlns:cx="http://schemas.microsoft.com/office/drawing/2014/chartex" xmlns:cx1="http://schemas.microsoft.com/office/drawing/2015/9/8/chartex" xmlns:cx2="http://schemas.microsoft.com/office/drawing/2015/10/21/chartex" xmlns:cx3="http://schemas.microsoft.com/office/drawing/2016/5/9/chartex" xmlns:cx4="http://schemas.microsoft.com/office/drawing/2016/5/10/chartex" xmlns:cx5="http://schemas.microsoft.com/office/drawing/2016/5/11/chartex" xmlns:cx6="http://schemas.microsoft.com/office/drawing/2016/5/12/chartex" xmlns:cx7="http://schemas.microsoft.com/office/drawing/2016/5/13/chartex" xmlns:cx8="http://schemas.microsoft.com/office/drawing/2016/5/14/chartex" xmlns:mc="http://schemas.openxmlformats.org/markup-compatibility/2006" xmlns:aink="http://schemas.microsoft.com/office/drawing/2016/ink" xmlns:am3d="http://schemas.microsoft.com/office/drawing/2017/model3d" xmlns:o="urn:schemas-microsoft-com:office:office" xmlns:oel="http://schemas.microsoft.com/office/2019/extlst" xmlns:r="http://schemas.openxmlformats.org/officeDocument/2006/relationships" xmlns:m="http://schemas.openxmlformats.org/officeDocument/2006/math" xmlns:v="urn:schemas-microsoft-com:vml" xmlns:wp14="http://schemas.microsoft.com/office/word/2010/wordprocessingDrawing" xmlns:wp="http://schemas.openxmlformats.org/drawingml/2006/wordprocessingDrawing" xmlns:w10="urn:schemas-microsoft-com:office:word" xmlns:w="http://schemas.openxmlformats.org/wordprocessingml/2006/main" xmlns:w14="http://schemas.microsoft.com/office/word/2010/wordml" xmlns:w15="http://schemas.microsoft.com/office/word/2012/wordml" xmlns:w16cex="http://schemas.microsoft.com/office/word/2018/wordml/cex" xmlns:w16cid="http://schemas.microsoft.com/office/word/2016/wordml/cid" xmlns:w16="http://schemas.microsoft.com/office/word/2018/wordml" xmlns:w16du="http://schemas.microsoft.com/office/word/2023/wordml/word16du" xmlns:w16sdtdh="http://schemas.microsoft.com/office/word/2020/wordml/sdtdatahash" xmlns:w16sdtfl="http://schemas.microsoft.com/office/word/2024/wordml/sdtformatlock" xmlns:w16se="http://schemas.microsoft.com/office/word/2015/wordml/symex" xmlns:wpg="http://schemas.microsoft.com/office/word/2010/wordprocessingGroup" xmlns:wpi="http://schemas.microsoft.com/office/word/2010/wordprocessingInk" xmlns:wne="http://schemas.microsoft.com/office/word/2006/wordml" xmlns:wps="http://schemas.microsoft.com/office/word/2010/wordprocessingShape" mc:Ignorable="w14 w15 w16se w16cid w16 w16cex w16sdtdh w16sdtfl w16du wp14">
   <w:p>
     <w:pPr>
       <w:pStyle w:val="Rodap"/>
@@ -3502,7 +3558,15 @@
             <w:pStyle w:val="Rodap"/>
           </w:pPr>
           <w:r>
-            <w:t>ITQ- X.X-XX.XX – Nome da ITQ</w:t>
+            <w:t>ITQ- X.X-</w:t>
+          </w:r>
+          <w:proofErr w:type="gramStart"/>
+          <w:r>
+            <w:t>XX.XX</w:t>
+          </w:r>
+          <w:proofErr w:type="gramEnd"/>
+          <w:r>
+            <w:t xml:space="preserve"> – Nome da ITQ</w:t>
           </w:r>
         </w:p>
       </w:tc>
@@ -3584,7 +3648,7 @@
 </file>
 
 <file path=word/footer3.xml><?xml version="1.0" encoding="utf-8"?>
-<w:ftr xmlns:wpc="http://schemas.microsoft.com/office/word/2010/wordprocessingCanvas" xmlns:cx="http://schemas.microsoft.com/office/drawing/2014/chartex" xmlns:cx1="http://schemas.microsoft.com/office/drawing/2015/9/8/chartex" xmlns:cx2="http://schemas.microsoft.com/office/drawing/2015/10/21/chartex" xmlns:cx3="http://schemas.microsoft.com/office/drawing/2016/5/9/chartex" xmlns:cx4="http://schemas.microsoft.com/office/drawing/2016/5/10/chartex" xmlns:cx5="http://schemas.microsoft.com/office/drawing/2016/5/11/chartex" xmlns:cx6="http://schemas.microsoft.com/office/drawing/2016/5/12/chartex" xmlns:cx7="http://schemas.microsoft.com/office/drawing/2016/5/13/chartex" xmlns:cx8="http://schemas.microsoft.com/office/drawing/2016/5/14/chartex" xmlns:mc="http://schemas.openxmlformats.org/markup-compatibility/2006" xmlns:aink="http://schemas.microsoft.com/office/drawing/2016/ink" xmlns:am3d="http://schemas.microsoft.com/office/drawing/2017/model3d" xmlns:o="urn:schemas-microsoft-com:office:office" xmlns:oel="http://schemas.microsoft.com/office/2019/extlst" xmlns:r="http://schemas.openxmlformats.org/officeDocument/2006/relationships" xmlns:m="http://schemas.openxmlformats.org/officeDocument/2006/math" xmlns:v="urn:schemas-microsoft-com:vml" xmlns:wp14="http://schemas.microsoft.com/office/word/2010/wordprocessingDrawing" xmlns:wp="http://schemas.openxmlformats.org/drawingml/2006/wordprocessingDrawing" xmlns:w10="urn:schemas-microsoft-com:office:word" xmlns:w="http://schemas.openxmlformats.org/wordprocessingml/2006/main" xmlns:w14="http://schemas.microsoft.com/office/word/2010/wordml" xmlns:w15="http://schemas.microsoft.com/office/word/2012/wordml" xmlns:w16cei="http://schemas.microsoft.com/office/word/2026/wordml/cei" xmlns:w16cex="http://schemas.microsoft.com/office/word/2018/wordml/cex" xmlns:w16cid="http://schemas.microsoft.com/office/word/2016/wordml/cid" xmlns:w16="http://schemas.microsoft.com/office/word/2018/wordml" xmlns:w16du="http://schemas.microsoft.com/office/word/2023/wordml/word16du" xmlns:w16sdtdh="http://schemas.microsoft.com/office/word/2020/wordml/sdtdatahash" xmlns:w16sdtfl="http://schemas.microsoft.com/office/word/2024/wordml/sdtformatlock" xmlns:w16se="http://schemas.microsoft.com/office/word/2015/wordml/symex" xmlns:wpg="http://schemas.microsoft.com/office/word/2010/wordprocessingGroup" xmlns:wpi="http://schemas.microsoft.com/office/word/2010/wordprocessingInk" xmlns:wne="http://schemas.microsoft.com/office/word/2006/wordml" xmlns:wps="http://schemas.microsoft.com/office/word/2010/wordprocessingShape" mc:Ignorable="w14 w15 w16se w16cid w16 w16cex w16sdtdh w16sdtfl w16du wp14">
+<w:ftr xmlns:wpc="http://schemas.microsoft.com/office/word/2010/wordprocessingCanvas" xmlns:cx="http://schemas.microsoft.com/office/drawing/2014/chartex" xmlns:cx1="http://schemas.microsoft.com/office/drawing/2015/9/8/chartex" xmlns:cx2="http://schemas.microsoft.com/office/drawing/2015/10/21/chartex" xmlns:cx3="http://schemas.microsoft.com/office/drawing/2016/5/9/chartex" xmlns:cx4="http://schemas.microsoft.com/office/drawing/2016/5/10/chartex" xmlns:cx5="http://schemas.microsoft.com/office/drawing/2016/5/11/chartex" xmlns:cx6="http://schemas.microsoft.com/office/drawing/2016/5/12/chartex" xmlns:cx7="http://schemas.microsoft.com/office/drawing/2016/5/13/chartex" xmlns:cx8="http://schemas.microsoft.com/office/drawing/2016/5/14/chartex" xmlns:mc="http://schemas.openxmlformats.org/markup-compatibility/2006" xmlns:aink="http://schemas.microsoft.com/office/drawing/2016/ink" xmlns:am3d="http://schemas.microsoft.com/office/drawing/2017/model3d" xmlns:o="urn:schemas-microsoft-com:office:office" xmlns:oel="http://schemas.microsoft.com/office/2019/extlst" xmlns:r="http://schemas.openxmlformats.org/officeDocument/2006/relationships" xmlns:m="http://schemas.openxmlformats.org/officeDocument/2006/math" xmlns:v="urn:schemas-microsoft-com:vml" xmlns:wp14="http://schemas.microsoft.com/office/word/2010/wordprocessingDrawing" xmlns:wp="http://schemas.openxmlformats.org/drawingml/2006/wordprocessingDrawing" xmlns:w10="urn:schemas-microsoft-com:office:word" xmlns:w="http://schemas.openxmlformats.org/wordprocessingml/2006/main" xmlns:w14="http://schemas.microsoft.com/office/word/2010/wordml" xmlns:w15="http://schemas.microsoft.com/office/word/2012/wordml" xmlns:w16cex="http://schemas.microsoft.com/office/word/2018/wordml/cex" xmlns:w16cid="http://schemas.microsoft.com/office/word/2016/wordml/cid" xmlns:w16="http://schemas.microsoft.com/office/word/2018/wordml" xmlns:w16du="http://schemas.microsoft.com/office/word/2023/wordml/word16du" xmlns:w16sdtdh="http://schemas.microsoft.com/office/word/2020/wordml/sdtdatahash" xmlns:w16sdtfl="http://schemas.microsoft.com/office/word/2024/wordml/sdtformatlock" xmlns:w16se="http://schemas.microsoft.com/office/word/2015/wordml/symex" xmlns:wpg="http://schemas.microsoft.com/office/word/2010/wordprocessingGroup" xmlns:wpi="http://schemas.microsoft.com/office/word/2010/wordprocessingInk" xmlns:wne="http://schemas.microsoft.com/office/word/2006/wordml" xmlns:wps="http://schemas.microsoft.com/office/word/2010/wordprocessingShape" mc:Ignorable="w14 w15 w16se w16cid w16 w16cex w16sdtdh w16sdtfl w16du wp14">
   <w:p>
     <w:pPr>
       <w:pStyle w:val="Rodap"/>
@@ -3643,7 +3707,15 @@
             <w:pStyle w:val="Rodap"/>
           </w:pPr>
           <w:r>
-            <w:t>ITQ- X.X-XX.XX – Nome da ITQ</w:t>
+            <w:t>ITQ- X.X-</w:t>
+          </w:r>
+          <w:proofErr w:type="gramStart"/>
+          <w:r>
+            <w:t>XX.XX</w:t>
+          </w:r>
+          <w:proofErr w:type="gramEnd"/>
+          <w:r>
+            <w:t xml:space="preserve"> – Nome da ITQ</w:t>
           </w:r>
         </w:p>
       </w:tc>
@@ -3725,7 +3797,7 @@
 </file>
 
 <file path=word/footer4.xml><?xml version="1.0" encoding="utf-8"?>
-<w:ftr xmlns:wpc="http://schemas.microsoft.com/office/word/2010/wordprocessingCanvas" xmlns:cx="http://schemas.microsoft.com/office/drawing/2014/chartex" xmlns:cx1="http://schemas.microsoft.com/office/drawing/2015/9/8/chartex" xmlns:cx2="http://schemas.microsoft.com/office/drawing/2015/10/21/chartex" xmlns:cx3="http://schemas.microsoft.com/office/drawing/2016/5/9/chartex" xmlns:cx4="http://schemas.microsoft.com/office/drawing/2016/5/10/chartex" xmlns:cx5="http://schemas.microsoft.com/office/drawing/2016/5/11/chartex" xmlns:cx6="http://schemas.microsoft.com/office/drawing/2016/5/12/chartex" xmlns:cx7="http://schemas.microsoft.com/office/drawing/2016/5/13/chartex" xmlns:cx8="http://schemas.microsoft.com/office/drawing/2016/5/14/chartex" xmlns:mc="http://schemas.openxmlformats.org/markup-compatibility/2006" xmlns:aink="http://schemas.microsoft.com/office/drawing/2016/ink" xmlns:am3d="http://schemas.microsoft.com/office/drawing/2017/model3d" xmlns:o="urn:schemas-microsoft-com:office:office" xmlns:oel="http://schemas.microsoft.com/office/2019/extlst" xmlns:r="http://schemas.openxmlformats.org/officeDocument/2006/relationships" xmlns:m="http://schemas.openxmlformats.org/officeDocument/2006/math" xmlns:v="urn:schemas-microsoft-com:vml" xmlns:wp14="http://schemas.microsoft.com/office/word/2010/wordprocessingDrawing" xmlns:wp="http://schemas.openxmlformats.org/drawingml/2006/wordprocessingDrawing" xmlns:w10="urn:schemas-microsoft-com:office:word" xmlns:w="http://schemas.openxmlformats.org/wordprocessingml/2006/main" xmlns:w14="http://schemas.microsoft.com/office/word/2010/wordml" xmlns:w15="http://schemas.microsoft.com/office/word/2012/wordml" xmlns:w16cei="http://schemas.microsoft.com/office/word/2026/wordml/cei" xmlns:w16cex="http://schemas.microsoft.com/office/word/2018/wordml/cex" xmlns:w16cid="http://schemas.microsoft.com/office/word/2016/wordml/cid" xmlns:w16="http://schemas.microsoft.com/office/word/2018/wordml" xmlns:w16du="http://schemas.microsoft.com/office/word/2023/wordml/word16du" xmlns:w16sdtdh="http://schemas.microsoft.com/office/word/2020/wordml/sdtdatahash" xmlns:w16sdtfl="http://schemas.microsoft.com/office/word/2024/wordml/sdtformatlock" xmlns:w16se="http://schemas.microsoft.com/office/word/2015/wordml/symex" xmlns:wpg="http://schemas.microsoft.com/office/word/2010/wordprocessingGroup" xmlns:wpi="http://schemas.microsoft.com/office/word/2010/wordprocessingInk" xmlns:wne="http://schemas.microsoft.com/office/word/2006/wordml" xmlns:wps="http://schemas.microsoft.com/office/word/2010/wordprocessingShape" mc:Ignorable="w14 w15 w16se w16cid w16 w16cex w16sdtdh w16sdtfl w16du wp14">
+<w:ftr xmlns:wpc="http://schemas.microsoft.com/office/word/2010/wordprocessingCanvas" xmlns:cx="http://schemas.microsoft.com/office/drawing/2014/chartex" xmlns:cx1="http://schemas.microsoft.com/office/drawing/2015/9/8/chartex" xmlns:cx2="http://schemas.microsoft.com/office/drawing/2015/10/21/chartex" xmlns:cx3="http://schemas.microsoft.com/office/drawing/2016/5/9/chartex" xmlns:cx4="http://schemas.microsoft.com/office/drawing/2016/5/10/chartex" xmlns:cx5="http://schemas.microsoft.com/office/drawing/2016/5/11/chartex" xmlns:cx6="http://schemas.microsoft.com/office/drawing/2016/5/12/chartex" xmlns:cx7="http://schemas.microsoft.com/office/drawing/2016/5/13/chartex" xmlns:cx8="http://schemas.microsoft.com/office/drawing/2016/5/14/chartex" xmlns:mc="http://schemas.openxmlformats.org/markup-compatibility/2006" xmlns:aink="http://schemas.microsoft.com/office/drawing/2016/ink" xmlns:am3d="http://schemas.microsoft.com/office/drawing/2017/model3d" xmlns:o="urn:schemas-microsoft-com:office:office" xmlns:oel="http://schemas.microsoft.com/office/2019/extlst" xmlns:r="http://schemas.openxmlformats.org/officeDocument/2006/relationships" xmlns:m="http://schemas.openxmlformats.org/officeDocument/2006/math" xmlns:v="urn:schemas-microsoft-com:vml" xmlns:wp14="http://schemas.microsoft.com/office/word/2010/wordprocessingDrawing" xmlns:wp="http://schemas.openxmlformats.org/drawingml/2006/wordprocessingDrawing" xmlns:w10="urn:schemas-microsoft-com:office:word" xmlns:w="http://schemas.openxmlformats.org/wordprocessingml/2006/main" xmlns:w14="http://schemas.microsoft.com/office/word/2010/wordml" xmlns:w15="http://schemas.microsoft.com/office/word/2012/wordml" xmlns:w16cex="http://schemas.microsoft.com/office/word/2018/wordml/cex" xmlns:w16cid="http://schemas.microsoft.com/office/word/2016/wordml/cid" xmlns:w16="http://schemas.microsoft.com/office/word/2018/wordml" xmlns:w16du="http://schemas.microsoft.com/office/word/2023/wordml/word16du" xmlns:w16sdtdh="http://schemas.microsoft.com/office/word/2020/wordml/sdtdatahash" xmlns:w16sdtfl="http://schemas.microsoft.com/office/word/2024/wordml/sdtformatlock" xmlns:w16se="http://schemas.microsoft.com/office/word/2015/wordml/symex" xmlns:wpg="http://schemas.microsoft.com/office/word/2010/wordprocessingGroup" xmlns:wpi="http://schemas.microsoft.com/office/word/2010/wordprocessingInk" xmlns:wne="http://schemas.microsoft.com/office/word/2006/wordml" xmlns:wps="http://schemas.microsoft.com/office/word/2010/wordprocessingShape" mc:Ignorable="w14 w15 w16se w16cid w16 w16cex w16sdtdh w16sdtfl w16du wp14">
   <w:p/>
   <w:tbl>
     <w:tblPr>
@@ -3769,8 +3841,13 @@
             </w:tcPr>
             <w:p>
               <w:r>
-                <w:t>BRA – Brasileirão Analyst</w:t>
+                <w:t xml:space="preserve">BRA – Brasileirão </w:t>
               </w:r>
+              <w:proofErr w:type="spellStart"/>
+              <w:r>
+                <w:t>Analyst</w:t>
+              </w:r>
+              <w:proofErr w:type="spellEnd"/>
             </w:p>
           </w:tc>
         </w:sdtContent>
@@ -3827,11 +3904,19 @@
           <w:pPr>
             <w:jc w:val="right"/>
           </w:pPr>
+          <w:proofErr w:type="spellStart"/>
           <w:r>
             <w:rPr>
               <w:lang w:val="en-US"/>
             </w:rPr>
-            <w:t xml:space="preserve">Pág. </w:t>
+            <w:t>Pág</w:t>
+          </w:r>
+          <w:proofErr w:type="spellEnd"/>
+          <w:r>
+            <w:rPr>
+              <w:lang w:val="en-US"/>
+            </w:rPr>
+            <w:t xml:space="preserve">. </w:t>
           </w:r>
           <w:r>
             <w:fldChar w:fldCharType="begin"/>
@@ -3870,8 +3955,13 @@
     <w:pPr>
       <w:jc w:val="right"/>
     </w:pPr>
+    <w:proofErr w:type="spellStart"/>
     <w:r>
-      <w:t xml:space="preserve">vs: </w:t>
+      <w:t>vs</w:t>
+    </w:r>
+    <w:proofErr w:type="spellEnd"/>
+    <w:r>
+      <w:t xml:space="preserve">: </w:t>
     </w:r>
     <w:fldSimple w:instr=" DOCPROPERTY  &quot;Versão Modelo&quot;  \* MERGEFORMAT ">
       <w:r>
@@ -3883,7 +3973,7 @@
 </file>
 
 <file path=word/footnotes.xml><?xml version="1.0" encoding="utf-8"?>
-<w:footnotes xmlns:wpc="http://schemas.microsoft.com/office/word/2010/wordprocessingCanvas" xmlns:cx="http://schemas.microsoft.com/office/drawing/2014/chartex" xmlns:cx1="http://schemas.microsoft.com/office/drawing/2015/9/8/chartex" xmlns:cx2="http://schemas.microsoft.com/office/drawing/2015/10/21/chartex" xmlns:cx3="http://schemas.microsoft.com/office/drawing/2016/5/9/chartex" xmlns:cx4="http://schemas.microsoft.com/office/drawing/2016/5/10/chartex" xmlns:cx5="http://schemas.microsoft.com/office/drawing/2016/5/11/chartex" xmlns:cx6="http://schemas.microsoft.com/office/drawing/2016/5/12/chartex" xmlns:cx7="http://schemas.microsoft.com/office/drawing/2016/5/13/chartex" xmlns:cx8="http://schemas.microsoft.com/office/drawing/2016/5/14/chartex" xmlns:mc="http://schemas.openxmlformats.org/markup-compatibility/2006" xmlns:aink="http://schemas.microsoft.com/office/drawing/2016/ink" xmlns:am3d="http://schemas.microsoft.com/office/drawing/2017/model3d" xmlns:o="urn:schemas-microsoft-com:office:office" xmlns:oel="http://schemas.microsoft.com/office/2019/extlst" xmlns:r="http://schemas.openxmlformats.org/officeDocument/2006/relationships" xmlns:m="http://schemas.openxmlformats.org/officeDocument/2006/math" xmlns:v="urn:schemas-microsoft-com:vml" xmlns:wp14="http://schemas.microsoft.com/office/word/2010/wordprocessingDrawing" xmlns:wp="http://schemas.openxmlformats.org/drawingml/2006/wordprocessingDrawing" xmlns:w10="urn:schemas-microsoft-com:office:word" xmlns:w="http://schemas.openxmlformats.org/wordprocessingml/2006/main" xmlns:w14="http://schemas.microsoft.com/office/word/2010/wordml" xmlns:w15="http://schemas.microsoft.com/office/word/2012/wordml" xmlns:w16cei="http://schemas.microsoft.com/office/word/2026/wordml/cei" xmlns:w16cex="http://schemas.microsoft.com/office/word/2018/wordml/cex" xmlns:w16cid="http://schemas.microsoft.com/office/word/2016/wordml/cid" xmlns:w16="http://schemas.microsoft.com/office/word/2018/wordml" xmlns:w16du="http://schemas.microsoft.com/office/word/2023/wordml/word16du" xmlns:w16sdtdh="http://schemas.microsoft.com/office/word/2020/wordml/sdtdatahash" xmlns:w16sdtfl="http://schemas.microsoft.com/office/word/2024/wordml/sdtformatlock" xmlns:w16se="http://schemas.microsoft.com/office/word/2015/wordml/symex" xmlns:wpg="http://schemas.microsoft.com/office/word/2010/wordprocessingGroup" xmlns:wpi="http://schemas.microsoft.com/office/word/2010/wordprocessingInk" xmlns:wne="http://schemas.microsoft.com/office/word/2006/wordml" xmlns:wps="http://schemas.microsoft.com/office/word/2010/wordprocessingShape" mc:Ignorable="w14 w15 w16se w16cid w16 w16cex w16sdtdh w16sdtfl w16du wp14">
+<w:footnotes xmlns:wpc="http://schemas.microsoft.com/office/word/2010/wordprocessingCanvas" xmlns:cx="http://schemas.microsoft.com/office/drawing/2014/chartex" xmlns:cx1="http://schemas.microsoft.com/office/drawing/2015/9/8/chartex" xmlns:cx2="http://schemas.microsoft.com/office/drawing/2015/10/21/chartex" xmlns:cx3="http://schemas.microsoft.com/office/drawing/2016/5/9/chartex" xmlns:cx4="http://schemas.microsoft.com/office/drawing/2016/5/10/chartex" xmlns:cx5="http://schemas.microsoft.com/office/drawing/2016/5/11/chartex" xmlns:cx6="http://schemas.microsoft.com/office/drawing/2016/5/12/chartex" xmlns:cx7="http://schemas.microsoft.com/office/drawing/2016/5/13/chartex" xmlns:cx8="http://schemas.microsoft.com/office/drawing/2016/5/14/chartex" xmlns:mc="http://schemas.openxmlformats.org/markup-compatibility/2006" xmlns:aink="http://schemas.microsoft.com/office/drawing/2016/ink" xmlns:am3d="http://schemas.microsoft.com/office/drawing/2017/model3d" xmlns:o="urn:schemas-microsoft-com:office:office" xmlns:oel="http://schemas.microsoft.com/office/2019/extlst" xmlns:r="http://schemas.openxmlformats.org/officeDocument/2006/relationships" xmlns:m="http://schemas.openxmlformats.org/officeDocument/2006/math" xmlns:v="urn:schemas-microsoft-com:vml" xmlns:wp14="http://schemas.microsoft.com/office/word/2010/wordprocessingDrawing" xmlns:wp="http://schemas.openxmlformats.org/drawingml/2006/wordprocessingDrawing" xmlns:w10="urn:schemas-microsoft-com:office:word" xmlns:w="http://schemas.openxmlformats.org/wordprocessingml/2006/main" xmlns:w14="http://schemas.microsoft.com/office/word/2010/wordml" xmlns:w15="http://schemas.microsoft.com/office/word/2012/wordml" xmlns:w16cex="http://schemas.microsoft.com/office/word/2018/wordml/cex" xmlns:w16cid="http://schemas.microsoft.com/office/word/2016/wordml/cid" xmlns:w16="http://schemas.microsoft.com/office/word/2018/wordml" xmlns:w16du="http://schemas.microsoft.com/office/word/2023/wordml/word16du" xmlns:w16sdtdh="http://schemas.microsoft.com/office/word/2020/wordml/sdtdatahash" xmlns:w16sdtfl="http://schemas.microsoft.com/office/word/2024/wordml/sdtformatlock" xmlns:w16se="http://schemas.microsoft.com/office/word/2015/wordml/symex" xmlns:wpg="http://schemas.microsoft.com/office/word/2010/wordprocessingGroup" xmlns:wpi="http://schemas.microsoft.com/office/word/2010/wordprocessingInk" xmlns:wne="http://schemas.microsoft.com/office/word/2006/wordml" xmlns:wps="http://schemas.microsoft.com/office/word/2010/wordprocessingShape" mc:Ignorable="w14 w15 w16se w16cid w16 w16cex w16sdtdh w16sdtfl w16du wp14">
   <w:footnote w:type="separator" w:id="-1">
     <w:p>
       <w:r>
@@ -3902,7 +3992,7 @@
 </file>
 
 <file path=word/header1.xml><?xml version="1.0" encoding="utf-8"?>
-<w:hdr xmlns:wpc="http://schemas.microsoft.com/office/word/2010/wordprocessingCanvas" xmlns:cx="http://schemas.microsoft.com/office/drawing/2014/chartex" xmlns:cx1="http://schemas.microsoft.com/office/drawing/2015/9/8/chartex" xmlns:cx2="http://schemas.microsoft.com/office/drawing/2015/10/21/chartex" xmlns:cx3="http://schemas.microsoft.com/office/drawing/2016/5/9/chartex" xmlns:cx4="http://schemas.microsoft.com/office/drawing/2016/5/10/chartex" xmlns:cx5="http://schemas.microsoft.com/office/drawing/2016/5/11/chartex" xmlns:cx6="http://schemas.microsoft.com/office/drawing/2016/5/12/chartex" xmlns:cx7="http://schemas.microsoft.com/office/drawing/2016/5/13/chartex" xmlns:cx8="http://schemas.microsoft.com/office/drawing/2016/5/14/chartex" xmlns:mc="http://schemas.openxmlformats.org/markup-compatibility/2006" xmlns:aink="http://schemas.microsoft.com/office/drawing/2016/ink" xmlns:am3d="http://schemas.microsoft.com/office/drawing/2017/model3d" xmlns:o="urn:schemas-microsoft-com:office:office" xmlns:oel="http://schemas.microsoft.com/office/2019/extlst" xmlns:r="http://schemas.openxmlformats.org/officeDocument/2006/relationships" xmlns:m="http://schemas.openxmlformats.org/officeDocument/2006/math" xmlns:v="urn:schemas-microsoft-com:vml" xmlns:wp14="http://schemas.microsoft.com/office/word/2010/wordprocessingDrawing" xmlns:wp="http://schemas.openxmlformats.org/drawingml/2006/wordprocessingDrawing" xmlns:w10="urn:schemas-microsoft-com:office:word" xmlns:w="http://schemas.openxmlformats.org/wordprocessingml/2006/main" xmlns:w14="http://schemas.microsoft.com/office/word/2010/wordml" xmlns:w15="http://schemas.microsoft.com/office/word/2012/wordml" xmlns:w16cei="http://schemas.microsoft.com/office/word/2026/wordml/cei" xmlns:w16cex="http://schemas.microsoft.com/office/word/2018/wordml/cex" xmlns:w16cid="http://schemas.microsoft.com/office/word/2016/wordml/cid" xmlns:w16="http://schemas.microsoft.com/office/word/2018/wordml" xmlns:w16du="http://schemas.microsoft.com/office/word/2023/wordml/word16du" xmlns:w16sdtdh="http://schemas.microsoft.com/office/word/2020/wordml/sdtdatahash" xmlns:w16sdtfl="http://schemas.microsoft.com/office/word/2024/wordml/sdtformatlock" xmlns:w16se="http://schemas.microsoft.com/office/word/2015/wordml/symex" xmlns:wpg="http://schemas.microsoft.com/office/word/2010/wordprocessingGroup" xmlns:wpi="http://schemas.microsoft.com/office/word/2010/wordprocessingInk" xmlns:wne="http://schemas.microsoft.com/office/word/2006/wordml" xmlns:wps="http://schemas.microsoft.com/office/word/2010/wordprocessingShape" mc:Ignorable="w14 w15 w16se w16cid w16 w16cex w16sdtdh w16sdtfl w16du wp14">
+<w:hdr xmlns:wpc="http://schemas.microsoft.com/office/word/2010/wordprocessingCanvas" xmlns:cx="http://schemas.microsoft.com/office/drawing/2014/chartex" xmlns:cx1="http://schemas.microsoft.com/office/drawing/2015/9/8/chartex" xmlns:cx2="http://schemas.microsoft.com/office/drawing/2015/10/21/chartex" xmlns:cx3="http://schemas.microsoft.com/office/drawing/2016/5/9/chartex" xmlns:cx4="http://schemas.microsoft.com/office/drawing/2016/5/10/chartex" xmlns:cx5="http://schemas.microsoft.com/office/drawing/2016/5/11/chartex" xmlns:cx6="http://schemas.microsoft.com/office/drawing/2016/5/12/chartex" xmlns:cx7="http://schemas.microsoft.com/office/drawing/2016/5/13/chartex" xmlns:cx8="http://schemas.microsoft.com/office/drawing/2016/5/14/chartex" xmlns:mc="http://schemas.openxmlformats.org/markup-compatibility/2006" xmlns:aink="http://schemas.microsoft.com/office/drawing/2016/ink" xmlns:am3d="http://schemas.microsoft.com/office/drawing/2017/model3d" xmlns:o="urn:schemas-microsoft-com:office:office" xmlns:oel="http://schemas.microsoft.com/office/2019/extlst" xmlns:r="http://schemas.openxmlformats.org/officeDocument/2006/relationships" xmlns:m="http://schemas.openxmlformats.org/officeDocument/2006/math" xmlns:v="urn:schemas-microsoft-com:vml" xmlns:wp14="http://schemas.microsoft.com/office/word/2010/wordprocessingDrawing" xmlns:wp="http://schemas.openxmlformats.org/drawingml/2006/wordprocessingDrawing" xmlns:w10="urn:schemas-microsoft-com:office:word" xmlns:w="http://schemas.openxmlformats.org/wordprocessingml/2006/main" xmlns:w14="http://schemas.microsoft.com/office/word/2010/wordml" xmlns:w15="http://schemas.microsoft.com/office/word/2012/wordml" xmlns:w16cex="http://schemas.microsoft.com/office/word/2018/wordml/cex" xmlns:w16cid="http://schemas.microsoft.com/office/word/2016/wordml/cid" xmlns:w16="http://schemas.microsoft.com/office/word/2018/wordml" xmlns:w16du="http://schemas.microsoft.com/office/word/2023/wordml/word16du" xmlns:w16sdtdh="http://schemas.microsoft.com/office/word/2020/wordml/sdtdatahash" xmlns:w16sdtfl="http://schemas.microsoft.com/office/word/2024/wordml/sdtformatlock" xmlns:w16se="http://schemas.microsoft.com/office/word/2015/wordml/symex" xmlns:wpg="http://schemas.microsoft.com/office/word/2010/wordprocessingGroup" xmlns:wpi="http://schemas.microsoft.com/office/word/2010/wordprocessingInk" xmlns:wne="http://schemas.microsoft.com/office/word/2006/wordml" xmlns:wps="http://schemas.microsoft.com/office/word/2010/wordprocessingShape" mc:Ignorable="w14 w15 w16se w16cid w16 w16cex w16sdtdh w16sdtfl w16du wp14">
   <w:tbl>
     <w:tblPr>
       <w:tblW w:w="9720" w:type="dxa"/>
@@ -3967,11 +4057,19 @@
               <w:lang w:val="pt-PT"/>
             </w:rPr>
           </w:pPr>
+          <w:proofErr w:type="spellStart"/>
           <w:r>
             <w:rPr>
               <w:bCs/>
             </w:rPr>
-            <w:t>Nomde do MF</w:t>
+            <w:t>Nomde</w:t>
+          </w:r>
+          <w:proofErr w:type="spellEnd"/>
+          <w:r>
+            <w:rPr>
+              <w:bCs/>
+            </w:rPr>
+            <w:t xml:space="preserve"> do MF</w:t>
           </w:r>
         </w:p>
       </w:tc>
@@ -4012,10 +4110,10 @@
                 <v:path o:extrusionok="f" gradientshapeok="t" o:connecttype="rect"/>
                 <o:lock v:ext="edit" aspectratio="t"/>
               </v:shapetype>
-              <v:shape id="_x0000_i1025" type="#_x0000_t75" style="width:62pt;height:35pt">
+              <v:shape id="_x0000_i1025" type="#_x0000_t75" style="width:61.8pt;height:34.8pt">
                 <v:imagedata r:id="rId1" o:title=""/>
               </v:shape>
-              <o:OLEObject Type="Embed" ProgID="Word.Picture.8" ShapeID="_x0000_i1025" DrawAspect="Content" ObjectID="_1848696860" r:id="rId2"/>
+              <o:OLEObject Type="Embed" ProgID="Word.Picture.8" ShapeID="_x0000_i1025" DrawAspect="Content" ObjectID="_1849172771" r:id="rId2"/>
             </w:object>
           </w:r>
         </w:p>
@@ -4031,7 +4129,7 @@
 </file>
 
 <file path=word/header2.xml><?xml version="1.0" encoding="utf-8"?>
-<w:hdr xmlns:wpc="http://schemas.microsoft.com/office/word/2010/wordprocessingCanvas" xmlns:cx="http://schemas.microsoft.com/office/drawing/2014/chartex" xmlns:cx1="http://schemas.microsoft.com/office/drawing/2015/9/8/chartex" xmlns:cx2="http://schemas.microsoft.com/office/drawing/2015/10/21/chartex" xmlns:cx3="http://schemas.microsoft.com/office/drawing/2016/5/9/chartex" xmlns:cx4="http://schemas.microsoft.com/office/drawing/2016/5/10/chartex" xmlns:cx5="http://schemas.microsoft.com/office/drawing/2016/5/11/chartex" xmlns:cx6="http://schemas.microsoft.com/office/drawing/2016/5/12/chartex" xmlns:cx7="http://schemas.microsoft.com/office/drawing/2016/5/13/chartex" xmlns:cx8="http://schemas.microsoft.com/office/drawing/2016/5/14/chartex" xmlns:mc="http://schemas.openxmlformats.org/markup-compatibility/2006" xmlns:aink="http://schemas.microsoft.com/office/drawing/2016/ink" xmlns:am3d="http://schemas.microsoft.com/office/drawing/2017/model3d" xmlns:o="urn:schemas-microsoft-com:office:office" xmlns:oel="http://schemas.microsoft.com/office/2019/extlst" xmlns:r="http://schemas.openxmlformats.org/officeDocument/2006/relationships" xmlns:m="http://schemas.openxmlformats.org/officeDocument/2006/math" xmlns:v="urn:schemas-microsoft-com:vml" xmlns:wp14="http://schemas.microsoft.com/office/word/2010/wordprocessingDrawing" xmlns:wp="http://schemas.openxmlformats.org/drawingml/2006/wordprocessingDrawing" xmlns:w10="urn:schemas-microsoft-com:office:word" xmlns:w="http://schemas.openxmlformats.org/wordprocessingml/2006/main" xmlns:w14="http://schemas.microsoft.com/office/word/2010/wordml" xmlns:w15="http://schemas.microsoft.com/office/word/2012/wordml" xmlns:w16cei="http://schemas.microsoft.com/office/word/2026/wordml/cei" xmlns:w16cex="http://schemas.microsoft.com/office/word/2018/wordml/cex" xmlns:w16cid="http://schemas.microsoft.com/office/word/2016/wordml/cid" xmlns:w16="http://schemas.microsoft.com/office/word/2018/wordml" xmlns:w16du="http://schemas.microsoft.com/office/word/2023/wordml/word16du" xmlns:w16sdtdh="http://schemas.microsoft.com/office/word/2020/wordml/sdtdatahash" xmlns:w16sdtfl="http://schemas.microsoft.com/office/word/2024/wordml/sdtformatlock" xmlns:w16se="http://schemas.microsoft.com/office/word/2015/wordml/symex" xmlns:wpg="http://schemas.microsoft.com/office/word/2010/wordprocessingGroup" xmlns:wpi="http://schemas.microsoft.com/office/word/2010/wordprocessingInk" xmlns:wne="http://schemas.microsoft.com/office/word/2006/wordml" xmlns:wps="http://schemas.microsoft.com/office/word/2010/wordprocessingShape" mc:Ignorable="w14 w15 w16se w16cid w16 w16cex w16sdtdh w16sdtfl w16du wp14">
+<w:hdr xmlns:wpc="http://schemas.microsoft.com/office/word/2010/wordprocessingCanvas" xmlns:cx="http://schemas.microsoft.com/office/drawing/2014/chartex" xmlns:cx1="http://schemas.microsoft.com/office/drawing/2015/9/8/chartex" xmlns:cx2="http://schemas.microsoft.com/office/drawing/2015/10/21/chartex" xmlns:cx3="http://schemas.microsoft.com/office/drawing/2016/5/9/chartex" xmlns:cx4="http://schemas.microsoft.com/office/drawing/2016/5/10/chartex" xmlns:cx5="http://schemas.microsoft.com/office/drawing/2016/5/11/chartex" xmlns:cx6="http://schemas.microsoft.com/office/drawing/2016/5/12/chartex" xmlns:cx7="http://schemas.microsoft.com/office/drawing/2016/5/13/chartex" xmlns:cx8="http://schemas.microsoft.com/office/drawing/2016/5/14/chartex" xmlns:mc="http://schemas.openxmlformats.org/markup-compatibility/2006" xmlns:aink="http://schemas.microsoft.com/office/drawing/2016/ink" xmlns:am3d="http://schemas.microsoft.com/office/drawing/2017/model3d" xmlns:o="urn:schemas-microsoft-com:office:office" xmlns:oel="http://schemas.microsoft.com/office/2019/extlst" xmlns:r="http://schemas.openxmlformats.org/officeDocument/2006/relationships" xmlns:m="http://schemas.openxmlformats.org/officeDocument/2006/math" xmlns:v="urn:schemas-microsoft-com:vml" xmlns:wp14="http://schemas.microsoft.com/office/word/2010/wordprocessingDrawing" xmlns:wp="http://schemas.openxmlformats.org/drawingml/2006/wordprocessingDrawing" xmlns:w10="urn:schemas-microsoft-com:office:word" xmlns:w="http://schemas.openxmlformats.org/wordprocessingml/2006/main" xmlns:w14="http://schemas.microsoft.com/office/word/2010/wordml" xmlns:w15="http://schemas.microsoft.com/office/word/2012/wordml" xmlns:w16cex="http://schemas.microsoft.com/office/word/2018/wordml/cex" xmlns:w16cid="http://schemas.microsoft.com/office/word/2016/wordml/cid" xmlns:w16="http://schemas.microsoft.com/office/word/2018/wordml" xmlns:w16du="http://schemas.microsoft.com/office/word/2023/wordml/word16du" xmlns:w16sdtdh="http://schemas.microsoft.com/office/word/2020/wordml/sdtdatahash" xmlns:w16sdtfl="http://schemas.microsoft.com/office/word/2024/wordml/sdtformatlock" xmlns:w16se="http://schemas.microsoft.com/office/word/2015/wordml/symex" xmlns:wpg="http://schemas.microsoft.com/office/word/2010/wordprocessingGroup" xmlns:wpi="http://schemas.microsoft.com/office/word/2010/wordprocessingInk" xmlns:wne="http://schemas.microsoft.com/office/word/2006/wordml" xmlns:wps="http://schemas.microsoft.com/office/word/2010/wordprocessingShape" mc:Ignorable="w14 w15 w16se w16cid w16 w16cex w16sdtdh w16sdtfl w16du wp14">
   <w:tbl>
     <w:tblPr>
       <w:tblW w:w="9720" w:type="dxa"/>
@@ -4096,11 +4194,19 @@
               <w:lang w:val="pt-PT"/>
             </w:rPr>
           </w:pPr>
+          <w:proofErr w:type="spellStart"/>
           <w:r>
             <w:rPr>
               <w:bCs/>
             </w:rPr>
-            <w:t>Nomde do MF</w:t>
+            <w:t>Nomde</w:t>
+          </w:r>
+          <w:proofErr w:type="spellEnd"/>
+          <w:r>
+            <w:rPr>
+              <w:bCs/>
+            </w:rPr>
+            <w:t xml:space="preserve"> do MF</w:t>
           </w:r>
         </w:p>
       </w:tc>
@@ -4141,10 +4247,10 @@
                 <v:path o:extrusionok="f" gradientshapeok="t" o:connecttype="rect"/>
                 <o:lock v:ext="edit" aspectratio="t"/>
               </v:shapetype>
-              <v:shape id="_x0000_i1026" type="#_x0000_t75" style="width:62pt;height:35pt">
+              <v:shape id="_x0000_i1026" type="#_x0000_t75" style="width:61.8pt;height:34.8pt">
                 <v:imagedata r:id="rId1" o:title=""/>
               </v:shape>
-              <o:OLEObject Type="Embed" ProgID="Word.Picture.8" ShapeID="_x0000_i1026" DrawAspect="Content" ObjectID="_1848696861" r:id="rId2"/>
+              <o:OLEObject Type="Embed" ProgID="Word.Picture.8" ShapeID="_x0000_i1026" DrawAspect="Content" ObjectID="_1849172772" r:id="rId2"/>
             </w:object>
           </w:r>
         </w:p>
@@ -4160,7 +4266,7 @@
 </file>
 
 <file path=word/header3.xml><?xml version="1.0" encoding="utf-8"?>
-<w:hdr xmlns:wpc="http://schemas.microsoft.com/office/word/2010/wordprocessingCanvas" xmlns:cx="http://schemas.microsoft.com/office/drawing/2014/chartex" xmlns:cx1="http://schemas.microsoft.com/office/drawing/2015/9/8/chartex" xmlns:cx2="http://schemas.microsoft.com/office/drawing/2015/10/21/chartex" xmlns:cx3="http://schemas.microsoft.com/office/drawing/2016/5/9/chartex" xmlns:cx4="http://schemas.microsoft.com/office/drawing/2016/5/10/chartex" xmlns:cx5="http://schemas.microsoft.com/office/drawing/2016/5/11/chartex" xmlns:cx6="http://schemas.microsoft.com/office/drawing/2016/5/12/chartex" xmlns:cx7="http://schemas.microsoft.com/office/drawing/2016/5/13/chartex" xmlns:cx8="http://schemas.microsoft.com/office/drawing/2016/5/14/chartex" xmlns:mc="http://schemas.openxmlformats.org/markup-compatibility/2006" xmlns:aink="http://schemas.microsoft.com/office/drawing/2016/ink" xmlns:am3d="http://schemas.microsoft.com/office/drawing/2017/model3d" xmlns:o="urn:schemas-microsoft-com:office:office" xmlns:oel="http://schemas.microsoft.com/office/2019/extlst" xmlns:r="http://schemas.openxmlformats.org/officeDocument/2006/relationships" xmlns:m="http://schemas.openxmlformats.org/officeDocument/2006/math" xmlns:v="urn:schemas-microsoft-com:vml" xmlns:wp14="http://schemas.microsoft.com/office/word/2010/wordprocessingDrawing" xmlns:wp="http://schemas.openxmlformats.org/drawingml/2006/wordprocessingDrawing" xmlns:w10="urn:schemas-microsoft-com:office:word" xmlns:w="http://schemas.openxmlformats.org/wordprocessingml/2006/main" xmlns:w14="http://schemas.microsoft.com/office/word/2010/wordml" xmlns:w15="http://schemas.microsoft.com/office/word/2012/wordml" xmlns:w16cei="http://schemas.microsoft.com/office/word/2026/wordml/cei" xmlns:w16cex="http://schemas.microsoft.com/office/word/2018/wordml/cex" xmlns:w16cid="http://schemas.microsoft.com/office/word/2016/wordml/cid" xmlns:w16="http://schemas.microsoft.com/office/word/2018/wordml" xmlns:w16du="http://schemas.microsoft.com/office/word/2023/wordml/word16du" xmlns:w16sdtdh="http://schemas.microsoft.com/office/word/2020/wordml/sdtdatahash" xmlns:w16sdtfl="http://schemas.microsoft.com/office/word/2024/wordml/sdtformatlock" xmlns:w16se="http://schemas.microsoft.com/office/word/2015/wordml/symex" xmlns:wpg="http://schemas.microsoft.com/office/word/2010/wordprocessingGroup" xmlns:wpi="http://schemas.microsoft.com/office/word/2010/wordprocessingInk" xmlns:wne="http://schemas.microsoft.com/office/word/2006/wordml" xmlns:wps="http://schemas.microsoft.com/office/word/2010/wordprocessingShape" mc:Ignorable="w14 w15 w16se w16cid w16 w16cex w16sdtdh w16sdtfl w16du wp14">
+<w:hdr xmlns:wpc="http://schemas.microsoft.com/office/word/2010/wordprocessingCanvas" xmlns:cx="http://schemas.microsoft.com/office/drawing/2014/chartex" xmlns:cx1="http://schemas.microsoft.com/office/drawing/2015/9/8/chartex" xmlns:cx2="http://schemas.microsoft.com/office/drawing/2015/10/21/chartex" xmlns:cx3="http://schemas.microsoft.com/office/drawing/2016/5/9/chartex" xmlns:cx4="http://schemas.microsoft.com/office/drawing/2016/5/10/chartex" xmlns:cx5="http://schemas.microsoft.com/office/drawing/2016/5/11/chartex" xmlns:cx6="http://schemas.microsoft.com/office/drawing/2016/5/12/chartex" xmlns:cx7="http://schemas.microsoft.com/office/drawing/2016/5/13/chartex" xmlns:cx8="http://schemas.microsoft.com/office/drawing/2016/5/14/chartex" xmlns:mc="http://schemas.openxmlformats.org/markup-compatibility/2006" xmlns:aink="http://schemas.microsoft.com/office/drawing/2016/ink" xmlns:am3d="http://schemas.microsoft.com/office/drawing/2017/model3d" xmlns:o="urn:schemas-microsoft-com:office:office" xmlns:oel="http://schemas.microsoft.com/office/2019/extlst" xmlns:r="http://schemas.openxmlformats.org/officeDocument/2006/relationships" xmlns:m="http://schemas.openxmlformats.org/officeDocument/2006/math" xmlns:v="urn:schemas-microsoft-com:vml" xmlns:wp14="http://schemas.microsoft.com/office/word/2010/wordprocessingDrawing" xmlns:wp="http://schemas.openxmlformats.org/drawingml/2006/wordprocessingDrawing" xmlns:w10="urn:schemas-microsoft-com:office:word" xmlns:w="http://schemas.openxmlformats.org/wordprocessingml/2006/main" xmlns:w14="http://schemas.microsoft.com/office/word/2010/wordml" xmlns:w15="http://schemas.microsoft.com/office/word/2012/wordml" xmlns:w16cex="http://schemas.microsoft.com/office/word/2018/wordml/cex" xmlns:w16cid="http://schemas.microsoft.com/office/word/2016/wordml/cid" xmlns:w16="http://schemas.microsoft.com/office/word/2018/wordml" xmlns:w16du="http://schemas.microsoft.com/office/word/2023/wordml/word16du" xmlns:w16sdtdh="http://schemas.microsoft.com/office/word/2020/wordml/sdtdatahash" xmlns:w16sdtfl="http://schemas.microsoft.com/office/word/2024/wordml/sdtformatlock" xmlns:w16se="http://schemas.microsoft.com/office/word/2015/wordml/symex" xmlns:wpg="http://schemas.microsoft.com/office/word/2010/wordprocessingGroup" xmlns:wpi="http://schemas.microsoft.com/office/word/2010/wordprocessingInk" xmlns:wne="http://schemas.microsoft.com/office/word/2006/wordml" xmlns:wps="http://schemas.microsoft.com/office/word/2010/wordprocessingShape" mc:Ignorable="w14 w15 w16se w16cid w16 w16cex w16sdtdh w16sdtfl w16du wp14">
   <w:tbl>
     <w:tblPr>
       <w:tblW w:w="9720" w:type="dxa"/>
@@ -4225,11 +4331,19 @@
               <w:lang w:val="pt-PT"/>
             </w:rPr>
           </w:pPr>
+          <w:proofErr w:type="spellStart"/>
           <w:r>
             <w:rPr>
               <w:bCs/>
             </w:rPr>
-            <w:t>Nomde do MF</w:t>
+            <w:t>Nomde</w:t>
+          </w:r>
+          <w:proofErr w:type="spellEnd"/>
+          <w:r>
+            <w:rPr>
+              <w:bCs/>
+            </w:rPr>
+            <w:t xml:space="preserve"> do MF</w:t>
           </w:r>
         </w:p>
       </w:tc>
@@ -4270,10 +4384,10 @@
                 <v:path o:extrusionok="f" gradientshapeok="t" o:connecttype="rect"/>
                 <o:lock v:ext="edit" aspectratio="t"/>
               </v:shapetype>
-              <v:shape id="_x0000_i1027" type="#_x0000_t75" style="width:62pt;height:35pt">
+              <v:shape id="_x0000_i1027" type="#_x0000_t75" style="width:61.8pt;height:34.8pt">
                 <v:imagedata r:id="rId1" o:title=""/>
               </v:shape>
-              <o:OLEObject Type="Embed" ProgID="Word.Picture.8" ShapeID="_x0000_i1027" DrawAspect="Content" ObjectID="_1848696862" r:id="rId2"/>
+              <o:OLEObject Type="Embed" ProgID="Word.Picture.8" ShapeID="_x0000_i1027" DrawAspect="Content" ObjectID="_1849172773" r:id="rId2"/>
             </w:object>
           </w:r>
         </w:p>
@@ -4289,7 +4403,7 @@
 </file>
 
 <file path=word/header4.xml><?xml version="1.0" encoding="utf-8"?>
-<w:hdr xmlns:wpc="http://schemas.microsoft.com/office/word/2010/wordprocessingCanvas" xmlns:cx="http://schemas.microsoft.com/office/drawing/2014/chartex" xmlns:cx1="http://schemas.microsoft.com/office/drawing/2015/9/8/chartex" xmlns:cx2="http://schemas.microsoft.com/office/drawing/2015/10/21/chartex" xmlns:cx3="http://schemas.microsoft.com/office/drawing/2016/5/9/chartex" xmlns:cx4="http://schemas.microsoft.com/office/drawing/2016/5/10/chartex" xmlns:cx5="http://schemas.microsoft.com/office/drawing/2016/5/11/chartex" xmlns:cx6="http://schemas.microsoft.com/office/drawing/2016/5/12/chartex" xmlns:cx7="http://schemas.microsoft.com/office/drawing/2016/5/13/chartex" xmlns:cx8="http://schemas.microsoft.com/office/drawing/2016/5/14/chartex" xmlns:mc="http://schemas.openxmlformats.org/markup-compatibility/2006" xmlns:aink="http://schemas.microsoft.com/office/drawing/2016/ink" xmlns:am3d="http://schemas.microsoft.com/office/drawing/2017/model3d" xmlns:o="urn:schemas-microsoft-com:office:office" xmlns:oel="http://schemas.microsoft.com/office/2019/extlst" xmlns:r="http://schemas.openxmlformats.org/officeDocument/2006/relationships" xmlns:m="http://schemas.openxmlformats.org/officeDocument/2006/math" xmlns:v="urn:schemas-microsoft-com:vml" xmlns:wp14="http://schemas.microsoft.com/office/word/2010/wordprocessingDrawing" xmlns:wp="http://schemas.openxmlformats.org/drawingml/2006/wordprocessingDrawing" xmlns:w10="urn:schemas-microsoft-com:office:word" xmlns:w="http://schemas.openxmlformats.org/wordprocessingml/2006/main" xmlns:w14="http://schemas.microsoft.com/office/word/2010/wordml" xmlns:w15="http://schemas.microsoft.com/office/word/2012/wordml" xmlns:w16cei="http://schemas.microsoft.com/office/word/2026/wordml/cei" xmlns:w16cex="http://schemas.microsoft.com/office/word/2018/wordml/cex" xmlns:w16cid="http://schemas.microsoft.com/office/word/2016/wordml/cid" xmlns:w16="http://schemas.microsoft.com/office/word/2018/wordml" xmlns:w16du="http://schemas.microsoft.com/office/word/2023/wordml/word16du" xmlns:w16sdtdh="http://schemas.microsoft.com/office/word/2020/wordml/sdtdatahash" xmlns:w16sdtfl="http://schemas.microsoft.com/office/word/2024/wordml/sdtformatlock" xmlns:w16se="http://schemas.microsoft.com/office/word/2015/wordml/symex" xmlns:wpg="http://schemas.microsoft.com/office/word/2010/wordprocessingGroup" xmlns:wpi="http://schemas.microsoft.com/office/word/2010/wordprocessingInk" xmlns:wne="http://schemas.microsoft.com/office/word/2006/wordml" xmlns:wps="http://schemas.microsoft.com/office/word/2010/wordprocessingShape" mc:Ignorable="w14 w15 w16se w16cid w16 w16cex w16sdtdh w16sdtfl w16du wp14">
+<w:hdr xmlns:wpc="http://schemas.microsoft.com/office/word/2010/wordprocessingCanvas" xmlns:cx="http://schemas.microsoft.com/office/drawing/2014/chartex" xmlns:cx1="http://schemas.microsoft.com/office/drawing/2015/9/8/chartex" xmlns:cx2="http://schemas.microsoft.com/office/drawing/2015/10/21/chartex" xmlns:cx3="http://schemas.microsoft.com/office/drawing/2016/5/9/chartex" xmlns:cx4="http://schemas.microsoft.com/office/drawing/2016/5/10/chartex" xmlns:cx5="http://schemas.microsoft.com/office/drawing/2016/5/11/chartex" xmlns:cx6="http://schemas.microsoft.com/office/drawing/2016/5/12/chartex" xmlns:cx7="http://schemas.microsoft.com/office/drawing/2016/5/13/chartex" xmlns:cx8="http://schemas.microsoft.com/office/drawing/2016/5/14/chartex" xmlns:mc="http://schemas.openxmlformats.org/markup-compatibility/2006" xmlns:aink="http://schemas.microsoft.com/office/drawing/2016/ink" xmlns:am3d="http://schemas.microsoft.com/office/drawing/2017/model3d" xmlns:o="urn:schemas-microsoft-com:office:office" xmlns:oel="http://schemas.microsoft.com/office/2019/extlst" xmlns:r="http://schemas.openxmlformats.org/officeDocument/2006/relationships" xmlns:m="http://schemas.openxmlformats.org/officeDocument/2006/math" xmlns:v="urn:schemas-microsoft-com:vml" xmlns:wp14="http://schemas.microsoft.com/office/word/2010/wordprocessingDrawing" xmlns:wp="http://schemas.openxmlformats.org/drawingml/2006/wordprocessingDrawing" xmlns:w10="urn:schemas-microsoft-com:office:word" xmlns:w="http://schemas.openxmlformats.org/wordprocessingml/2006/main" xmlns:w14="http://schemas.microsoft.com/office/word/2010/wordml" xmlns:w15="http://schemas.microsoft.com/office/word/2012/wordml" xmlns:w16cex="http://schemas.microsoft.com/office/word/2018/wordml/cex" xmlns:w16cid="http://schemas.microsoft.com/office/word/2016/wordml/cid" xmlns:w16="http://schemas.microsoft.com/office/word/2018/wordml" xmlns:w16du="http://schemas.microsoft.com/office/word/2023/wordml/word16du" xmlns:w16sdtdh="http://schemas.microsoft.com/office/word/2020/wordml/sdtdatahash" xmlns:w16sdtfl="http://schemas.microsoft.com/office/word/2024/wordml/sdtformatlock" xmlns:w16se="http://schemas.microsoft.com/office/word/2015/wordml/symex" xmlns:wpg="http://schemas.microsoft.com/office/word/2010/wordprocessingGroup" xmlns:wpi="http://schemas.microsoft.com/office/word/2010/wordprocessingInk" xmlns:wne="http://schemas.microsoft.com/office/word/2006/wordml" xmlns:wps="http://schemas.microsoft.com/office/word/2010/wordprocessingShape" mc:Ignorable="w14 w15 w16se w16cid w16 w16cex w16sdtdh w16sdtfl w16du wp14">
   <w:tbl>
     <w:tblPr>
       <w:tblW w:w="9720" w:type="dxa"/>
@@ -4394,7 +4508,7 @@
 </file>
 
 <file path=word/numbering.xml><?xml version="1.0" encoding="utf-8"?>
-<w:numbering xmlns:wpc="http://schemas.microsoft.com/office/word/2010/wordprocessingCanvas" xmlns:cx="http://schemas.microsoft.com/office/drawing/2014/chartex" xmlns:cx1="http://schemas.microsoft.com/office/drawing/2015/9/8/chartex" xmlns:cx2="http://schemas.microsoft.com/office/drawing/2015/10/21/chartex" xmlns:cx3="http://schemas.microsoft.com/office/drawing/2016/5/9/chartex" xmlns:cx4="http://schemas.microsoft.com/office/drawing/2016/5/10/chartex" xmlns:cx5="http://schemas.microsoft.com/office/drawing/2016/5/11/chartex" xmlns:cx6="http://schemas.microsoft.com/office/drawing/2016/5/12/chartex" xmlns:cx7="http://schemas.microsoft.com/office/drawing/2016/5/13/chartex" xmlns:cx8="http://schemas.microsoft.com/office/drawing/2016/5/14/chartex" xmlns:mc="http://schemas.openxmlformats.org/markup-compatibility/2006" xmlns:aink="http://schemas.microsoft.com/office/drawing/2016/ink" xmlns:am3d="http://schemas.microsoft.com/office/drawing/2017/model3d" xmlns:o="urn:schemas-microsoft-com:office:office" xmlns:oel="http://schemas.microsoft.com/office/2019/extlst" xmlns:r="http://schemas.openxmlformats.org/officeDocument/2006/relationships" xmlns:m="http://schemas.openxmlformats.org/officeDocument/2006/math" xmlns:v="urn:schemas-microsoft-com:vml" xmlns:wp14="http://schemas.microsoft.com/office/word/2010/wordprocessingDrawing" xmlns:wp="http://schemas.openxmlformats.org/drawingml/2006/wordprocessingDrawing" xmlns:w10="urn:schemas-microsoft-com:office:word" xmlns:w="http://schemas.openxmlformats.org/wordprocessingml/2006/main" xmlns:w14="http://schemas.microsoft.com/office/word/2010/wordml" xmlns:w15="http://schemas.microsoft.com/office/word/2012/wordml" xmlns:w16cei="http://schemas.microsoft.com/office/word/2026/wordml/cei" xmlns:w16cex="http://schemas.microsoft.com/office/word/2018/wordml/cex" xmlns:w16cid="http://schemas.microsoft.com/office/word/2016/wordml/cid" xmlns:w16="http://schemas.microsoft.com/office/word/2018/wordml" xmlns:w16du="http://schemas.microsoft.com/office/word/2023/wordml/word16du" xmlns:w16sdtdh="http://schemas.microsoft.com/office/word/2020/wordml/sdtdatahash" xmlns:w16sdtfl="http://schemas.microsoft.com/office/word/2024/wordml/sdtformatlock" xmlns:w16se="http://schemas.microsoft.com/office/word/2015/wordml/symex" xmlns:wpg="http://schemas.microsoft.com/office/word/2010/wordprocessingGroup" xmlns:wpi="http://schemas.microsoft.com/office/word/2010/wordprocessingInk" xmlns:wne="http://schemas.microsoft.com/office/word/2006/wordml" xmlns:wps="http://schemas.microsoft.com/office/word/2010/wordprocessingShape" mc:Ignorable="w14 w15 w16se w16cid w16 w16cex w16sdtdh w16sdtfl w16du wp14">
+<w:numbering xmlns:wpc="http://schemas.microsoft.com/office/word/2010/wordprocessingCanvas" xmlns:cx="http://schemas.microsoft.com/office/drawing/2014/chartex" xmlns:cx1="http://schemas.microsoft.com/office/drawing/2015/9/8/chartex" xmlns:cx2="http://schemas.microsoft.com/office/drawing/2015/10/21/chartex" xmlns:cx3="http://schemas.microsoft.com/office/drawing/2016/5/9/chartex" xmlns:cx4="http://schemas.microsoft.com/office/drawing/2016/5/10/chartex" xmlns:cx5="http://schemas.microsoft.com/office/drawing/2016/5/11/chartex" xmlns:cx6="http://schemas.microsoft.com/office/drawing/2016/5/12/chartex" xmlns:cx7="http://schemas.microsoft.com/office/drawing/2016/5/13/chartex" xmlns:cx8="http://schemas.microsoft.com/office/drawing/2016/5/14/chartex" xmlns:mc="http://schemas.openxmlformats.org/markup-compatibility/2006" xmlns:aink="http://schemas.microsoft.com/office/drawing/2016/ink" xmlns:am3d="http://schemas.microsoft.com/office/drawing/2017/model3d" xmlns:o="urn:schemas-microsoft-com:office:office" xmlns:oel="http://schemas.microsoft.com/office/2019/extlst" xmlns:r="http://schemas.openxmlformats.org/officeDocument/2006/relationships" xmlns:m="http://schemas.openxmlformats.org/officeDocument/2006/math" xmlns:v="urn:schemas-microsoft-com:vml" xmlns:wp14="http://schemas.microsoft.com/office/word/2010/wordprocessingDrawing" xmlns:wp="http://schemas.openxmlformats.org/drawingml/2006/wordprocessingDrawing" xmlns:w10="urn:schemas-microsoft-com:office:word" xmlns:w="http://schemas.openxmlformats.org/wordprocessingml/2006/main" xmlns:w14="http://schemas.microsoft.com/office/word/2010/wordml" xmlns:w15="http://schemas.microsoft.com/office/word/2012/wordml" xmlns:w16cex="http://schemas.microsoft.com/office/word/2018/wordml/cex" xmlns:w16cid="http://schemas.microsoft.com/office/word/2016/wordml/cid" xmlns:w16="http://schemas.microsoft.com/office/word/2018/wordml" xmlns:w16du="http://schemas.microsoft.com/office/word/2023/wordml/word16du" xmlns:w16sdtdh="http://schemas.microsoft.com/office/word/2020/wordml/sdtdatahash" xmlns:w16sdtfl="http://schemas.microsoft.com/office/word/2024/wordml/sdtformatlock" xmlns:w16se="http://schemas.microsoft.com/office/word/2015/wordml/symex" xmlns:wpg="http://schemas.microsoft.com/office/word/2010/wordprocessingGroup" xmlns:wpi="http://schemas.microsoft.com/office/word/2010/wordprocessingInk" xmlns:wne="http://schemas.microsoft.com/office/word/2006/wordml" xmlns:wps="http://schemas.microsoft.com/office/word/2010/wordprocessingShape" mc:Ignorable="w14 w15 w16se w16cid w16 w16cex w16sdtdh w16sdtfl w16du wp14">
   <w:abstractNum w:abstractNumId="0" w15:restartNumberingAfterBreak="0">
     <w:nsid w:val="0D407B61"/>
     <w:multiLevelType w:val="hybridMultilevel"/>
@@ -6674,7 +6788,7 @@
 </file>
 
 <file path=word/glossary/document.xml><?xml version="1.0" encoding="utf-8"?>
-<w:glossaryDocument xmlns:wpc="http://schemas.microsoft.com/office/word/2010/wordprocessingCanvas" xmlns:cx="http://schemas.microsoft.com/office/drawing/2014/chartex" xmlns:cx1="http://schemas.microsoft.com/office/drawing/2015/9/8/chartex" xmlns:cx2="http://schemas.microsoft.com/office/drawing/2015/10/21/chartex" xmlns:cx3="http://schemas.microsoft.com/office/drawing/2016/5/9/chartex" xmlns:cx4="http://schemas.microsoft.com/office/drawing/2016/5/10/chartex" xmlns:cx5="http://schemas.microsoft.com/office/drawing/2016/5/11/chartex" xmlns:cx6="http://schemas.microsoft.com/office/drawing/2016/5/12/chartex" xmlns:cx7="http://schemas.microsoft.com/office/drawing/2016/5/13/chartex" xmlns:cx8="http://schemas.microsoft.com/office/drawing/2016/5/14/chartex" xmlns:mc="http://schemas.openxmlformats.org/markup-compatibility/2006" xmlns:aink="http://schemas.microsoft.com/office/drawing/2016/ink" xmlns:am3d="http://schemas.microsoft.com/office/drawing/2017/model3d" xmlns:o="urn:schemas-microsoft-com:office:office" xmlns:oel="http://schemas.microsoft.com/office/2019/extlst" xmlns:r="http://schemas.openxmlformats.org/officeDocument/2006/relationships" xmlns:m="http://schemas.openxmlformats.org/officeDocument/2006/math" xmlns:v="urn:schemas-microsoft-com:vml" xmlns:wp14="http://schemas.microsoft.com/office/word/2010/wordprocessingDrawing" xmlns:wp="http://schemas.openxmlformats.org/drawingml/2006/wordprocessingDrawing" xmlns:w10="urn:schemas-microsoft-com:office:word" xmlns:w="http://schemas.openxmlformats.org/wordprocessingml/2006/main" xmlns:w14="http://schemas.microsoft.com/office/word/2010/wordml" xmlns:w15="http://schemas.microsoft.com/office/word/2012/wordml" xmlns:w16cei="http://schemas.microsoft.com/office/word/2026/wordml/cei" xmlns:w16cex="http://schemas.microsoft.com/office/word/2018/wordml/cex" xmlns:w16cid="http://schemas.microsoft.com/office/word/2016/wordml/cid" xmlns:w16="http://schemas.microsoft.com/office/word/2018/wordml" xmlns:w16du="http://schemas.microsoft.com/office/word/2023/wordml/word16du" xmlns:w16sdtdh="http://schemas.microsoft.com/office/word/2020/wordml/sdtdatahash" xmlns:w16sdtfl="http://schemas.microsoft.com/office/word/2024/wordml/sdtformatlock" xmlns:w16se="http://schemas.microsoft.com/office/word/2015/wordml/symex" xmlns:wpg="http://schemas.microsoft.com/office/word/2010/wordprocessingGroup" xmlns:wpi="http://schemas.microsoft.com/office/word/2010/wordprocessingInk" xmlns:wne="http://schemas.microsoft.com/office/word/2006/wordml" xmlns:wps="http://schemas.microsoft.com/office/word/2010/wordprocessingShape" mc:Ignorable="w14 w15 w16se w16cid w16 w16cex w16sdtdh w16sdtfl w16du wp14">
+<w:glossaryDocument xmlns:wpc="http://schemas.microsoft.com/office/word/2010/wordprocessingCanvas" xmlns:cx="http://schemas.microsoft.com/office/drawing/2014/chartex" xmlns:cx1="http://schemas.microsoft.com/office/drawing/2015/9/8/chartex" xmlns:cx2="http://schemas.microsoft.com/office/drawing/2015/10/21/chartex" xmlns:cx3="http://schemas.microsoft.com/office/drawing/2016/5/9/chartex" xmlns:cx4="http://schemas.microsoft.com/office/drawing/2016/5/10/chartex" xmlns:cx5="http://schemas.microsoft.com/office/drawing/2016/5/11/chartex" xmlns:cx6="http://schemas.microsoft.com/office/drawing/2016/5/12/chartex" xmlns:cx7="http://schemas.microsoft.com/office/drawing/2016/5/13/chartex" xmlns:cx8="http://schemas.microsoft.com/office/drawing/2016/5/14/chartex" xmlns:mc="http://schemas.openxmlformats.org/markup-compatibility/2006" xmlns:aink="http://schemas.microsoft.com/office/drawing/2016/ink" xmlns:am3d="http://schemas.microsoft.com/office/drawing/2017/model3d" xmlns:o="urn:schemas-microsoft-com:office:office" xmlns:oel="http://schemas.microsoft.com/office/2019/extlst" xmlns:r="http://schemas.openxmlformats.org/officeDocument/2006/relationships" xmlns:m="http://schemas.openxmlformats.org/officeDocument/2006/math" xmlns:v="urn:schemas-microsoft-com:vml" xmlns:wp14="http://schemas.microsoft.com/office/word/2010/wordprocessingDrawing" xmlns:wp="http://schemas.openxmlformats.org/drawingml/2006/wordprocessingDrawing" xmlns:w10="urn:schemas-microsoft-com:office:word" xmlns:w="http://schemas.openxmlformats.org/wordprocessingml/2006/main" xmlns:w14="http://schemas.microsoft.com/office/word/2010/wordml" xmlns:w15="http://schemas.microsoft.com/office/word/2012/wordml" xmlns:w16cex="http://schemas.microsoft.com/office/word/2018/wordml/cex" xmlns:w16cid="http://schemas.microsoft.com/office/word/2016/wordml/cid" xmlns:w16="http://schemas.microsoft.com/office/word/2018/wordml" xmlns:w16du="http://schemas.microsoft.com/office/word/2023/wordml/word16du" xmlns:w16sdtdh="http://schemas.microsoft.com/office/word/2020/wordml/sdtdatahash" xmlns:w16sdtfl="http://schemas.microsoft.com/office/word/2024/wordml/sdtformatlock" xmlns:w16se="http://schemas.microsoft.com/office/word/2015/wordml/symex" xmlns:wpg="http://schemas.microsoft.com/office/word/2010/wordprocessingGroup" xmlns:wpi="http://schemas.microsoft.com/office/word/2010/wordprocessingInk" xmlns:wne="http://schemas.microsoft.com/office/word/2006/wordml" xmlns:wps="http://schemas.microsoft.com/office/word/2010/wordprocessingShape" mc:Ignorable="w14 w15 w16se w16cid w16 w16cex w16sdtdh w16sdtfl w16du wp14">
   <w:docParts>
     <w:docPart>
       <w:docPartPr>
@@ -6907,10 +7021,13 @@
     <w:rsid w:val="000A67EC"/>
     <w:rsid w:val="00186DE2"/>
     <w:rsid w:val="002227E1"/>
+    <w:rsid w:val="00262CE4"/>
     <w:rsid w:val="002C6BD8"/>
     <w:rsid w:val="002F151E"/>
+    <w:rsid w:val="00311FE5"/>
     <w:rsid w:val="003604F6"/>
     <w:rsid w:val="0036475F"/>
+    <w:rsid w:val="00561341"/>
     <w:rsid w:val="005F2ABF"/>
     <w:rsid w:val="00637FB3"/>
     <w:rsid w:val="006D2741"/>
@@ -6920,6 +7037,7 @@
     <w:rsid w:val="00A938B6"/>
     <w:rsid w:val="00C41526"/>
     <w:rsid w:val="00C42F55"/>
+    <w:rsid w:val="00C56FD9"/>
     <w:rsid w:val="00CA0815"/>
     <w:rsid w:val="00CB5733"/>
     <w:rsid w:val="00D17E91"/>

--- a/1.Requisitos/BRA - Visão.docx
+++ b/1.Requisitos/BRA - Visão.docx
@@ -2132,7 +2132,7 @@
       <w:tr>
         <w:tc>
           <w:tcPr>
-            <w:tcW w:w="3652" w:type="dxa"/>
+            <w:tcW w:w="3594" w:type="dxa"/>
             <w:shd w:val="pct5" w:color="auto" w:fill="auto"/>
           </w:tcPr>
           <w:p>
@@ -2155,7 +2155,7 @@
         </w:tc>
         <w:tc>
           <w:tcPr>
-            <w:tcW w:w="2123" w:type="dxa"/>
+            <w:tcW w:w="2102" w:type="dxa"/>
             <w:shd w:val="pct5" w:color="auto" w:fill="auto"/>
           </w:tcPr>
           <w:p>
@@ -2178,7 +2178,7 @@
         </w:tc>
         <w:tc>
           <w:tcPr>
-            <w:tcW w:w="3896" w:type="dxa"/>
+            <w:tcW w:w="3840" w:type="dxa"/>
             <w:shd w:val="pct5" w:color="auto" w:fill="auto"/>
           </w:tcPr>
           <w:p>
@@ -2201,7 +2201,7 @@
         </w:tc>
         <w:tc>
           <w:tcPr>
-            <w:tcW w:w="5683" w:type="dxa"/>
+            <w:tcW w:w="5592" w:type="dxa"/>
             <w:shd w:val="pct5" w:color="auto" w:fill="auto"/>
           </w:tcPr>
           <w:p>
@@ -2234,7 +2234,7 @@
       <w:tr>
         <w:tc>
           <w:tcPr>
-            <w:tcW w:w="3652" w:type="dxa"/>
+            <w:tcW w:w="3594" w:type="dxa"/>
           </w:tcPr>
           <w:p>
             <w:pPr>
@@ -2251,7 +2251,7 @@
                 <w:iCs/>
                 <w:color w:val="auto"/>
               </w:rPr>
-              <w:t>Não possuir uma maneira rápida e eficiente de</w:t>
+              <w:t xml:space="preserve">Não possuir uma maneira </w:t>
             </w:r>
             <w:r>
               <w:rPr>
@@ -2259,7 +2259,7 @@
                 <w:iCs/>
                 <w:color w:val="auto"/>
               </w:rPr>
-              <w:t xml:space="preserve"> </w:t>
+              <w:t>simples</w:t>
             </w:r>
             <w:r>
               <w:rPr>
@@ -2267,7 +2267,7 @@
                 <w:iCs/>
                 <w:color w:val="auto"/>
               </w:rPr>
-              <w:t>a</w:t>
+              <w:t xml:space="preserve"> de</w:t>
             </w:r>
             <w:r>
               <w:rPr>
@@ -2275,7 +2275,7 @@
                 <w:iCs/>
                 <w:color w:val="auto"/>
               </w:rPr>
-              <w:t>cess</w:t>
+              <w:t xml:space="preserve"> </w:t>
             </w:r>
             <w:r>
               <w:rPr>
@@ -2283,7 +2283,7 @@
                 <w:iCs/>
                 <w:color w:val="auto"/>
               </w:rPr>
-              <w:t>ar</w:t>
+              <w:t>a</w:t>
             </w:r>
             <w:r>
               <w:rPr>
@@ -2291,7 +2291,39 @@
                 <w:iCs/>
                 <w:color w:val="auto"/>
               </w:rPr>
-              <w:t xml:space="preserve"> estatísticas individuais dos atletas</w:t>
+              <w:t>cess</w:t>
+            </w:r>
+            <w:r>
+              <w:rPr>
+                <w:i w:val="0"/>
+                <w:iCs/>
+                <w:color w:val="auto"/>
+              </w:rPr>
+              <w:t>ar</w:t>
+            </w:r>
+            <w:r>
+              <w:rPr>
+                <w:i w:val="0"/>
+                <w:iCs/>
+                <w:color w:val="auto"/>
+              </w:rPr>
+              <w:t xml:space="preserve"> estatísticas individuais dos </w:t>
+            </w:r>
+            <w:r>
+              <w:rPr>
+                <w:i w:val="0"/>
+                <w:iCs/>
+                <w:color w:val="auto"/>
+              </w:rPr>
+              <w:t>jogadores</w:t>
+            </w:r>
+            <w:r>
+              <w:rPr>
+                <w:i w:val="0"/>
+                <w:iCs/>
+                <w:color w:val="auto"/>
+              </w:rPr>
+              <w:t xml:space="preserve"> que atuam no time do torcedor, incluindo estatísticas especificas por posição</w:t>
             </w:r>
             <w:r>
               <w:rPr>
@@ -2305,7 +2337,7 @@
         </w:tc>
         <w:tc>
           <w:tcPr>
-            <w:tcW w:w="2123" w:type="dxa"/>
+            <w:tcW w:w="2102" w:type="dxa"/>
           </w:tcPr>
           <w:p>
             <w:r>
@@ -2315,17 +2347,14 @@
         </w:tc>
         <w:tc>
           <w:tcPr>
-            <w:tcW w:w="3896" w:type="dxa"/>
+            <w:tcW w:w="3840" w:type="dxa"/>
           </w:tcPr>
           <w:p>
-            <w:r>
-              <w:t xml:space="preserve">1. </w:t>
-            </w:r>
-            <w:r>
-              <w:t>Dificuldade em identificar os melhores jogadores do clube</w:t>
-            </w:r>
-            <w:r>
-              <w:t>.</w:t>
+            <w:pPr>
+              <w:jc w:val="left"/>
+            </w:pPr>
+            <w:r>
+              <w:t>1. Dificuldade para identificar as estatísticas essenciais de cada posição dos jogadores atuando pelo clube.</w:t>
             </w:r>
           </w:p>
           <w:p>
@@ -2334,20 +2363,17 @@
             </w:pPr>
           </w:p>
           <w:p>
-            <w:r>
-              <w:t xml:space="preserve">2. </w:t>
-            </w:r>
-            <w:r>
-              <w:t>Dificuldade em identificar se um atleta cumpre as funções de sua posição de maneira eficiente</w:t>
-            </w:r>
-            <w:r>
-              <w:t>.</w:t>
+            <w:pPr>
+              <w:jc w:val="left"/>
+            </w:pPr>
+            <w:r>
+              <w:t>2. Gasto de tempo buscando por estatísticas específicas por posição que estão separadas das demais.</w:t>
             </w:r>
           </w:p>
         </w:tc>
         <w:tc>
           <w:tcPr>
-            <w:tcW w:w="5683" w:type="dxa"/>
+            <w:tcW w:w="5592" w:type="dxa"/>
           </w:tcPr>
           <w:p>
             <w:pPr>
@@ -2381,13 +2407,7 @@
                 <w:bCs/>
                 <w:lang w:val="pt-PT"/>
               </w:rPr>
-              <w:t>vizualizar as estatísticas individuais dos atletas do clube</w:t>
-            </w:r>
-            <w:r>
-              <w:rPr>
-                <w:lang w:val="pt-PT"/>
-              </w:rPr>
-              <w:t xml:space="preserve"> para saber </w:t>
+              <w:t>vizualizar as estatísticas individuais</w:t>
             </w:r>
             <w:r>
               <w:rPr>
@@ -2395,13 +2415,7 @@
                 <w:bCs/>
                 <w:lang w:val="pt-PT"/>
               </w:rPr>
-              <w:t>como estão desempenhando em campo</w:t>
-            </w:r>
-            <w:r>
-              <w:rPr>
-                <w:lang w:val="pt-PT"/>
-              </w:rPr>
-              <w:t xml:space="preserve">, além disso, eu </w:t>
+              <w:t xml:space="preserve"> específicas para as posições</w:t>
             </w:r>
             <w:r>
               <w:rPr>
@@ -2409,7 +2423,7 @@
                 <w:bCs/>
                 <w:lang w:val="pt-PT"/>
               </w:rPr>
-              <w:t xml:space="preserve">gostaria de dar </w:t>
+              <w:t xml:space="preserve"> </w:t>
             </w:r>
             <w:r>
               <w:rPr>
@@ -2417,7 +2431,7 @@
                 <w:bCs/>
                 <w:lang w:val="pt-PT"/>
               </w:rPr>
-              <w:t>prioridade</w:t>
+              <w:t xml:space="preserve">de todos </w:t>
             </w:r>
             <w:r>
               <w:rPr>
@@ -2425,7 +2439,7 @@
                 <w:bCs/>
                 <w:lang w:val="pt-PT"/>
               </w:rPr>
-              <w:t xml:space="preserve"> aos </w:t>
+              <w:t xml:space="preserve">os </w:t>
             </w:r>
             <w:r>
               <w:rPr>
@@ -2433,19 +2447,7 @@
                 <w:bCs/>
                 <w:lang w:val="pt-PT"/>
               </w:rPr>
-              <w:t>atletas que considero destaques do elenco</w:t>
-            </w:r>
-            <w:r>
-              <w:rPr>
-                <w:lang w:val="pt-PT"/>
-              </w:rPr>
-              <w:t xml:space="preserve"> para </w:t>
-            </w:r>
-            <w:r>
-              <w:rPr>
-                <w:lang w:val="pt-PT"/>
-              </w:rPr>
-              <w:t xml:space="preserve">que a </w:t>
+              <w:t>jogadores</w:t>
             </w:r>
             <w:r>
               <w:rPr>
@@ -2453,7 +2455,37 @@
                 <w:bCs/>
                 <w:lang w:val="pt-PT"/>
               </w:rPr>
-              <w:t>visualização dos mesmos seja mais fácil em relação aos demais atletas do clube</w:t>
+              <w:t xml:space="preserve"> do</w:t>
+            </w:r>
+            <w:r>
+              <w:rPr>
+                <w:b/>
+                <w:bCs/>
+                <w:lang w:val="pt-PT"/>
+              </w:rPr>
+              <w:t xml:space="preserve"> meu</w:t>
+            </w:r>
+            <w:r>
+              <w:rPr>
+                <w:b/>
+                <w:bCs/>
+                <w:lang w:val="pt-PT"/>
+              </w:rPr>
+              <w:t xml:space="preserve"> clube</w:t>
+            </w:r>
+            <w:r>
+              <w:rPr>
+                <w:lang w:val="pt-PT"/>
+              </w:rPr>
+              <w:t xml:space="preserve"> para saber </w:t>
+            </w:r>
+            <w:r>
+              <w:rPr>
+                <w:b/>
+                <w:bCs/>
+                <w:lang w:val="pt-PT"/>
+              </w:rPr>
+              <w:t>como estão desempenhando em campo</w:t>
             </w:r>
             <w:r>
               <w:rPr>
@@ -2462,57 +2494,312 @@
               <w:t>.</w:t>
             </w:r>
           </w:p>
-          <w:p/>
         </w:tc>
       </w:tr>
       <w:tr>
         <w:tc>
           <w:tcPr>
-            <w:tcW w:w="3652" w:type="dxa"/>
+            <w:tcW w:w="3594" w:type="dxa"/>
           </w:tcPr>
           <w:p>
-            <w:r>
-              <w:t>Dificuldade em prever</w:t>
-            </w:r>
-            <w:r>
-              <w:t xml:space="preserve"> chances de vitória em </w:t>
-            </w:r>
-            <w:r>
-              <w:t>um</w:t>
-            </w:r>
-            <w:r>
-              <w:t xml:space="preserve"> futuro embate</w:t>
-            </w:r>
-            <w:r>
+            <w:pPr>
+              <w:pStyle w:val="Instruo"/>
+              <w:jc w:val="both"/>
+              <w:rPr>
+                <w:i w:val="0"/>
+                <w:iCs/>
+                <w:color w:val="auto"/>
+              </w:rPr>
+            </w:pPr>
+            <w:r>
+              <w:rPr>
+                <w:i w:val="0"/>
+                <w:iCs/>
+                <w:color w:val="auto"/>
+              </w:rPr>
+              <w:t>Dificuldade em identificar os melhores jogadores de cada posição</w:t>
+            </w:r>
+            <w:r>
+              <w:rPr>
+                <w:i w:val="0"/>
+                <w:iCs/>
+                <w:color w:val="auto"/>
+              </w:rPr>
               <w:t>.</w:t>
             </w:r>
           </w:p>
         </w:tc>
         <w:tc>
           <w:tcPr>
-            <w:tcW w:w="2123" w:type="dxa"/>
+            <w:tcW w:w="2102" w:type="dxa"/>
+          </w:tcPr>
+          <w:p>
+            <w:r>
+              <w:t>Torcedores</w:t>
+            </w:r>
+          </w:p>
+        </w:tc>
+        <w:tc>
+          <w:tcPr>
+            <w:tcW w:w="3840" w:type="dxa"/>
+          </w:tcPr>
+          <w:p>
+            <w:r>
+              <w:t xml:space="preserve">1. Dificuldade em identificar os melhores jogadores </w:t>
+            </w:r>
+            <w:r>
+              <w:t>atuando pelo clube no momento</w:t>
+            </w:r>
+            <w:r>
+              <w:t>.</w:t>
+            </w:r>
+          </w:p>
+        </w:tc>
+        <w:tc>
+          <w:tcPr>
+            <w:tcW w:w="5592" w:type="dxa"/>
+          </w:tcPr>
+          <w:p>
+            <w:pPr>
+              <w:rPr>
+                <w:lang w:val="pt-PT"/>
+              </w:rPr>
+            </w:pPr>
+            <w:r>
+              <w:rPr>
+                <w:lang w:val="pt-PT"/>
+              </w:rPr>
+              <w:t xml:space="preserve">Como </w:t>
+            </w:r>
+            <w:r>
+              <w:rPr>
+                <w:b/>
+                <w:bCs/>
+                <w:lang w:val="pt-PT"/>
+              </w:rPr>
+              <w:t>torcedor</w:t>
+            </w:r>
+            <w:r>
+              <w:rPr>
+                <w:lang w:val="pt-PT"/>
+              </w:rPr>
+              <w:t xml:space="preserve"> eu quero </w:t>
+            </w:r>
+            <w:r>
+              <w:rPr>
+                <w:b/>
+                <w:bCs/>
+                <w:lang w:val="pt-PT"/>
+              </w:rPr>
+              <w:t>vizualizar quais são os melhores jogadores</w:t>
+            </w:r>
+            <w:r>
+              <w:rPr>
+                <w:lang w:val="pt-PT"/>
+              </w:rPr>
+              <w:t xml:space="preserve"> </w:t>
+            </w:r>
+            <w:r>
+              <w:rPr>
+                <w:b/>
+                <w:bCs/>
+                <w:lang w:val="pt-PT"/>
+              </w:rPr>
+              <w:t>de cada posição</w:t>
+            </w:r>
+            <w:r>
+              <w:rPr>
+                <w:lang w:val="pt-PT"/>
+              </w:rPr>
+              <w:t xml:space="preserve"> para </w:t>
+            </w:r>
+            <w:r>
+              <w:rPr>
+                <w:b/>
+                <w:bCs/>
+                <w:lang w:val="pt-PT"/>
+              </w:rPr>
+              <w:t>saber quais são as melhores peças a diposição do</w:t>
+            </w:r>
+            <w:r>
+              <w:rPr>
+                <w:b/>
+                <w:bCs/>
+                <w:lang w:val="pt-PT"/>
+              </w:rPr>
+              <w:t xml:space="preserve"> meu</w:t>
+            </w:r>
+            <w:r>
+              <w:rPr>
+                <w:b/>
+                <w:bCs/>
+                <w:lang w:val="pt-PT"/>
+              </w:rPr>
+              <w:t xml:space="preserve"> time</w:t>
+            </w:r>
+            <w:r>
+              <w:rPr>
+                <w:lang w:val="pt-PT"/>
+              </w:rPr>
+              <w:t>.</w:t>
+            </w:r>
+          </w:p>
+        </w:tc>
+      </w:tr>
+      <w:tr>
+        <w:tc>
+          <w:tcPr>
+            <w:tcW w:w="3594" w:type="dxa"/>
           </w:tcPr>
           <w:p>
             <w:pPr>
               <w:pStyle w:val="Instruo"/>
-              <w:rPr>
-                <w:i w:val="0"/>
-                <w:iCs/>
-              </w:rPr>
-            </w:pPr>
-            <w:r>
+              <w:jc w:val="both"/>
               <w:rPr>
                 <w:i w:val="0"/>
                 <w:iCs/>
                 <w:color w:val="auto"/>
               </w:rPr>
-              <w:t>Torcedores</w:t>
+            </w:pPr>
+            <w:r>
+              <w:rPr>
+                <w:i w:val="0"/>
+                <w:iCs/>
+                <w:color w:val="auto"/>
+              </w:rPr>
+              <w:t>Não poder favoritar um atleta</w:t>
             </w:r>
           </w:p>
         </w:tc>
         <w:tc>
           <w:tcPr>
-            <w:tcW w:w="3896" w:type="dxa"/>
+            <w:tcW w:w="2102" w:type="dxa"/>
+          </w:tcPr>
+          <w:p>
+            <w:r>
+              <w:t>Torcedores</w:t>
+            </w:r>
+          </w:p>
+        </w:tc>
+        <w:tc>
+          <w:tcPr>
+            <w:tcW w:w="3840" w:type="dxa"/>
+          </w:tcPr>
+          <w:p>
+            <w:r>
+              <w:t>1. Gasto de tempo procurando pelas estatísticas dos jogadores favoritos em meio a todos os outros que atuam pelo clube.</w:t>
+            </w:r>
+          </w:p>
+        </w:tc>
+        <w:tc>
+          <w:tcPr>
+            <w:tcW w:w="5592" w:type="dxa"/>
+          </w:tcPr>
+          <w:p>
+            <w:pPr>
+              <w:rPr>
+                <w:lang w:val="pt-PT"/>
+              </w:rPr>
+            </w:pPr>
+            <w:r>
+              <w:rPr>
+                <w:lang w:val="pt-PT"/>
+              </w:rPr>
+              <w:t xml:space="preserve">Como </w:t>
+            </w:r>
+            <w:r>
+              <w:rPr>
+                <w:b/>
+                <w:bCs/>
+                <w:lang w:val="pt-PT"/>
+              </w:rPr>
+              <w:t>torcedor</w:t>
+            </w:r>
+            <w:r>
+              <w:rPr>
+                <w:lang w:val="pt-PT"/>
+              </w:rPr>
+              <w:t xml:space="preserve"> eu quero </w:t>
+            </w:r>
+            <w:r>
+              <w:rPr>
+                <w:b/>
+                <w:bCs/>
+                <w:lang w:val="pt-PT"/>
+              </w:rPr>
+              <w:t>favoritar jogadores</w:t>
+            </w:r>
+            <w:r>
+              <w:rPr>
+                <w:lang w:val="pt-PT"/>
+              </w:rPr>
+              <w:t xml:space="preserve"> para </w:t>
+            </w:r>
+            <w:r>
+              <w:rPr>
+                <w:b/>
+                <w:bCs/>
+                <w:lang w:val="pt-PT"/>
+              </w:rPr>
+              <w:t>destacá-los dos demais que atuam pelo clube na minha visualização</w:t>
+            </w:r>
+            <w:r>
+              <w:rPr>
+                <w:lang w:val="pt-PT"/>
+              </w:rPr>
+              <w:t>.</w:t>
+            </w:r>
+          </w:p>
+        </w:tc>
+      </w:tr>
+      <w:tr>
+        <w:tc>
+          <w:tcPr>
+            <w:tcW w:w="3594" w:type="dxa"/>
+          </w:tcPr>
+          <w:p>
+            <w:r>
+              <w:t>Dificuldade em prever</w:t>
+            </w:r>
+            <w:r>
+              <w:t xml:space="preserve"> chances de vitória em </w:t>
+            </w:r>
+            <w:r>
+              <w:t>um</w:t>
+            </w:r>
+            <w:r>
+              <w:t xml:space="preserve"> futuro embate</w:t>
+            </w:r>
+            <w:r>
+              <w:t>.</w:t>
+            </w:r>
+          </w:p>
+        </w:tc>
+        <w:tc>
+          <w:tcPr>
+            <w:tcW w:w="2102" w:type="dxa"/>
+          </w:tcPr>
+          <w:p>
+            <w:pPr>
+              <w:pStyle w:val="Instruo"/>
+              <w:rPr>
+                <w:i w:val="0"/>
+                <w:iCs/>
+              </w:rPr>
+            </w:pPr>
+            <w:r>
+              <w:rPr>
+                <w:i w:val="0"/>
+                <w:iCs/>
+                <w:color w:val="auto"/>
+              </w:rPr>
+              <w:t>Torcedores</w:t>
+            </w:r>
+          </w:p>
+        </w:tc>
+        <w:tc>
+          <w:tcPr>
+            <w:tcW w:w="3840" w:type="dxa"/>
           </w:tcPr>
           <w:p>
             <w:pPr>
@@ -2555,7 +2842,7 @@
         </w:tc>
         <w:tc>
           <w:tcPr>
-            <w:tcW w:w="5683" w:type="dxa"/>
+            <w:tcW w:w="5592" w:type="dxa"/>
           </w:tcPr>
           <w:p>
             <w:pPr>
@@ -2952,13 +3239,13 @@
               <w:rPr>
                 <w:lang w:val="pt-PT"/>
               </w:rPr>
-              <w:t xml:space="preserve"> atletas </w:t>
-            </w:r>
-            <w:r>
-              <w:rPr>
-                <w:lang w:val="pt-PT"/>
-              </w:rPr>
-              <w:t>selecionando os que considerar destaques do elenco.</w:t>
+              <w:t xml:space="preserve"> atletas</w:t>
+            </w:r>
+            <w:r>
+              <w:rPr>
+                <w:lang w:val="pt-PT"/>
+              </w:rPr>
+              <w:t>.</w:t>
             </w:r>
           </w:p>
           <w:p>
@@ -2978,7 +3265,33 @@
               <w:rPr>
                 <w:lang w:val="pt-PT"/>
               </w:rPr>
-              <w:t xml:space="preserve">3. Selecionar </w:t>
+              <w:t>3. Favoritar jogadores.</w:t>
+            </w:r>
+          </w:p>
+          <w:p>
+            <w:pPr>
+              <w:rPr>
+                <w:lang w:val="pt-PT"/>
+              </w:rPr>
+            </w:pPr>
+          </w:p>
+          <w:p>
+            <w:pPr>
+              <w:rPr>
+                <w:lang w:val="pt-PT"/>
+              </w:rPr>
+            </w:pPr>
+            <w:r>
+              <w:rPr>
+                <w:lang w:val="pt-PT"/>
+              </w:rPr>
+              <w:t>4</w:t>
+            </w:r>
+            <w:r>
+              <w:rPr>
+                <w:lang w:val="pt-PT"/>
+              </w:rPr>
+              <w:t xml:space="preserve">. Selecionar </w:t>
             </w:r>
             <w:r>
               <w:rPr>
@@ -4110,10 +4423,10 @@
                 <v:path o:extrusionok="f" gradientshapeok="t" o:connecttype="rect"/>
                 <o:lock v:ext="edit" aspectratio="t"/>
               </v:shapetype>
-              <v:shape id="_x0000_i1025" type="#_x0000_t75" style="width:61.8pt;height:34.8pt">
+              <v:shape id="_x0000_i1025" type="#_x0000_t75" style="width:62pt;height:35pt">
                 <v:imagedata r:id="rId1" o:title=""/>
               </v:shape>
-              <o:OLEObject Type="Embed" ProgID="Word.Picture.8" ShapeID="_x0000_i1025" DrawAspect="Content" ObjectID="_1849172771" r:id="rId2"/>
+              <o:OLEObject Type="Embed" ProgID="Word.Picture.8" ShapeID="_x0000_i1025" DrawAspect="Content" ObjectID="_1849765840" r:id="rId2"/>
             </w:object>
           </w:r>
         </w:p>
@@ -4247,10 +4560,10 @@
                 <v:path o:extrusionok="f" gradientshapeok="t" o:connecttype="rect"/>
                 <o:lock v:ext="edit" aspectratio="t"/>
               </v:shapetype>
-              <v:shape id="_x0000_i1026" type="#_x0000_t75" style="width:61.8pt;height:34.8pt">
+              <v:shape id="_x0000_i1026" type="#_x0000_t75" style="width:62pt;height:35pt">
                 <v:imagedata r:id="rId1" o:title=""/>
               </v:shape>
-              <o:OLEObject Type="Embed" ProgID="Word.Picture.8" ShapeID="_x0000_i1026" DrawAspect="Content" ObjectID="_1849172772" r:id="rId2"/>
+              <o:OLEObject Type="Embed" ProgID="Word.Picture.8" ShapeID="_x0000_i1026" DrawAspect="Content" ObjectID="_1849765841" r:id="rId2"/>
             </w:object>
           </w:r>
         </w:p>
@@ -4384,10 +4697,10 @@
                 <v:path o:extrusionok="f" gradientshapeok="t" o:connecttype="rect"/>
                 <o:lock v:ext="edit" aspectratio="t"/>
               </v:shapetype>
-              <v:shape id="_x0000_i1027" type="#_x0000_t75" style="width:61.8pt;height:34.8pt">
+              <v:shape id="_x0000_i1027" type="#_x0000_t75" style="width:62pt;height:35pt">
                 <v:imagedata r:id="rId1" o:title=""/>
               </v:shape>
-              <o:OLEObject Type="Embed" ProgID="Word.Picture.8" ShapeID="_x0000_i1027" DrawAspect="Content" ObjectID="_1849172773" r:id="rId2"/>
+              <o:OLEObject Type="Embed" ProgID="Word.Picture.8" ShapeID="_x0000_i1027" DrawAspect="Content" ObjectID="_1849765842" r:id="rId2"/>
             </w:object>
           </w:r>
         </w:p>
@@ -5404,6 +5717,184 @@
     </w:lvl>
   </w:abstractNum>
   <w:abstractNum w:abstractNumId="9" w15:restartNumberingAfterBreak="0">
+    <w:nsid w:val="598E66BE"/>
+    <w:multiLevelType w:val="hybridMultilevel"/>
+    <w:tmpl w:val="D62C10AA"/>
+    <w:lvl w:ilvl="0" w:tplc="0416000F">
+      <w:start w:val="1"/>
+      <w:numFmt w:val="decimal"/>
+      <w:lvlText w:val="%1."/>
+      <w:lvlJc w:val="left"/>
+      <w:pPr>
+        <w:ind w:left="720" w:hanging="360"/>
+      </w:pPr>
+      <w:rPr>
+        <w:rFonts w:hint="default"/>
+      </w:rPr>
+    </w:lvl>
+    <w:lvl w:ilvl="1" w:tplc="04160019" w:tentative="1">
+      <w:start w:val="1"/>
+      <w:numFmt w:val="lowerLetter"/>
+      <w:lvlText w:val="%2."/>
+      <w:lvlJc w:val="left"/>
+      <w:pPr>
+        <w:ind w:left="1440" w:hanging="360"/>
+      </w:pPr>
+    </w:lvl>
+    <w:lvl w:ilvl="2" w:tplc="0416001B" w:tentative="1">
+      <w:start w:val="1"/>
+      <w:numFmt w:val="lowerRoman"/>
+      <w:lvlText w:val="%3."/>
+      <w:lvlJc w:val="right"/>
+      <w:pPr>
+        <w:ind w:left="2160" w:hanging="180"/>
+      </w:pPr>
+    </w:lvl>
+    <w:lvl w:ilvl="3" w:tplc="0416000F" w:tentative="1">
+      <w:start w:val="1"/>
+      <w:numFmt w:val="decimal"/>
+      <w:lvlText w:val="%4."/>
+      <w:lvlJc w:val="left"/>
+      <w:pPr>
+        <w:ind w:left="2880" w:hanging="360"/>
+      </w:pPr>
+    </w:lvl>
+    <w:lvl w:ilvl="4" w:tplc="04160019" w:tentative="1">
+      <w:start w:val="1"/>
+      <w:numFmt w:val="lowerLetter"/>
+      <w:lvlText w:val="%5."/>
+      <w:lvlJc w:val="left"/>
+      <w:pPr>
+        <w:ind w:left="3600" w:hanging="360"/>
+      </w:pPr>
+    </w:lvl>
+    <w:lvl w:ilvl="5" w:tplc="0416001B" w:tentative="1">
+      <w:start w:val="1"/>
+      <w:numFmt w:val="lowerRoman"/>
+      <w:lvlText w:val="%6."/>
+      <w:lvlJc w:val="right"/>
+      <w:pPr>
+        <w:ind w:left="4320" w:hanging="180"/>
+      </w:pPr>
+    </w:lvl>
+    <w:lvl w:ilvl="6" w:tplc="0416000F" w:tentative="1">
+      <w:start w:val="1"/>
+      <w:numFmt w:val="decimal"/>
+      <w:lvlText w:val="%7."/>
+      <w:lvlJc w:val="left"/>
+      <w:pPr>
+        <w:ind w:left="5040" w:hanging="360"/>
+      </w:pPr>
+    </w:lvl>
+    <w:lvl w:ilvl="7" w:tplc="04160019" w:tentative="1">
+      <w:start w:val="1"/>
+      <w:numFmt w:val="lowerLetter"/>
+      <w:lvlText w:val="%8."/>
+      <w:lvlJc w:val="left"/>
+      <w:pPr>
+        <w:ind w:left="5760" w:hanging="360"/>
+      </w:pPr>
+    </w:lvl>
+    <w:lvl w:ilvl="8" w:tplc="0416001B" w:tentative="1">
+      <w:start w:val="1"/>
+      <w:numFmt w:val="lowerRoman"/>
+      <w:lvlText w:val="%9."/>
+      <w:lvlJc w:val="right"/>
+      <w:pPr>
+        <w:ind w:left="6480" w:hanging="180"/>
+      </w:pPr>
+    </w:lvl>
+  </w:abstractNum>
+  <w:abstractNum w:abstractNumId="10" w15:restartNumberingAfterBreak="0">
+    <w:nsid w:val="702D452E"/>
+    <w:multiLevelType w:val="hybridMultilevel"/>
+    <w:tmpl w:val="A7D05B70"/>
+    <w:lvl w:ilvl="0" w:tplc="0416000F">
+      <w:start w:val="1"/>
+      <w:numFmt w:val="decimal"/>
+      <w:lvlText w:val="%1."/>
+      <w:lvlJc w:val="left"/>
+      <w:pPr>
+        <w:ind w:left="720" w:hanging="360"/>
+      </w:pPr>
+      <w:rPr>
+        <w:rFonts w:hint="default"/>
+      </w:rPr>
+    </w:lvl>
+    <w:lvl w:ilvl="1" w:tplc="04160019" w:tentative="1">
+      <w:start w:val="1"/>
+      <w:numFmt w:val="lowerLetter"/>
+      <w:lvlText w:val="%2."/>
+      <w:lvlJc w:val="left"/>
+      <w:pPr>
+        <w:ind w:left="1440" w:hanging="360"/>
+      </w:pPr>
+    </w:lvl>
+    <w:lvl w:ilvl="2" w:tplc="0416001B" w:tentative="1">
+      <w:start w:val="1"/>
+      <w:numFmt w:val="lowerRoman"/>
+      <w:lvlText w:val="%3."/>
+      <w:lvlJc w:val="right"/>
+      <w:pPr>
+        <w:ind w:left="2160" w:hanging="180"/>
+      </w:pPr>
+    </w:lvl>
+    <w:lvl w:ilvl="3" w:tplc="0416000F" w:tentative="1">
+      <w:start w:val="1"/>
+      <w:numFmt w:val="decimal"/>
+      <w:lvlText w:val="%4."/>
+      <w:lvlJc w:val="left"/>
+      <w:pPr>
+        <w:ind w:left="2880" w:hanging="360"/>
+      </w:pPr>
+    </w:lvl>
+    <w:lvl w:ilvl="4" w:tplc="04160019" w:tentative="1">
+      <w:start w:val="1"/>
+      <w:numFmt w:val="lowerLetter"/>
+      <w:lvlText w:val="%5."/>
+      <w:lvlJc w:val="left"/>
+      <w:pPr>
+        <w:ind w:left="3600" w:hanging="360"/>
+      </w:pPr>
+    </w:lvl>
+    <w:lvl w:ilvl="5" w:tplc="0416001B" w:tentative="1">
+      <w:start w:val="1"/>
+      <w:numFmt w:val="lowerRoman"/>
+      <w:lvlText w:val="%6."/>
+      <w:lvlJc w:val="right"/>
+      <w:pPr>
+        <w:ind w:left="4320" w:hanging="180"/>
+      </w:pPr>
+    </w:lvl>
+    <w:lvl w:ilvl="6" w:tplc="0416000F" w:tentative="1">
+      <w:start w:val="1"/>
+      <w:numFmt w:val="decimal"/>
+      <w:lvlText w:val="%7."/>
+      <w:lvlJc w:val="left"/>
+      <w:pPr>
+        <w:ind w:left="5040" w:hanging="360"/>
+      </w:pPr>
+    </w:lvl>
+    <w:lvl w:ilvl="7" w:tplc="04160019" w:tentative="1">
+      <w:start w:val="1"/>
+      <w:numFmt w:val="lowerLetter"/>
+      <w:lvlText w:val="%8."/>
+      <w:lvlJc w:val="left"/>
+      <w:pPr>
+        <w:ind w:left="5760" w:hanging="360"/>
+      </w:pPr>
+    </w:lvl>
+    <w:lvl w:ilvl="8" w:tplc="0416001B" w:tentative="1">
+      <w:start w:val="1"/>
+      <w:numFmt w:val="lowerRoman"/>
+      <w:lvlText w:val="%9."/>
+      <w:lvlJc w:val="right"/>
+      <w:pPr>
+        <w:ind w:left="6480" w:hanging="180"/>
+      </w:pPr>
+    </w:lvl>
+  </w:abstractNum>
+  <w:abstractNum w:abstractNumId="11" w15:restartNumberingAfterBreak="0">
     <w:nsid w:val="72D2393C"/>
     <w:multiLevelType w:val="hybridMultilevel"/>
     <w:tmpl w:val="E710EEFE"/>
@@ -5489,7 +5980,7 @@
       </w:pPr>
     </w:lvl>
   </w:abstractNum>
-  <w:abstractNum w:abstractNumId="10" w15:restartNumberingAfterBreak="0">
+  <w:abstractNum w:abstractNumId="12" w15:restartNumberingAfterBreak="0">
     <w:nsid w:val="73F37BFE"/>
     <w:multiLevelType w:val="hybridMultilevel"/>
     <w:tmpl w:val="FA704D92"/>
@@ -5630,7 +6121,7 @@
       </w:rPr>
     </w:lvl>
   </w:abstractNum>
-  <w:abstractNum w:abstractNumId="11" w15:restartNumberingAfterBreak="0">
+  <w:abstractNum w:abstractNumId="13" w15:restartNumberingAfterBreak="0">
     <w:nsid w:val="75CD01DE"/>
     <w:multiLevelType w:val="hybridMultilevel"/>
     <w:tmpl w:val="9B5ECE46"/>
@@ -5716,7 +6207,7 @@
       </w:pPr>
     </w:lvl>
   </w:abstractNum>
-  <w:abstractNum w:abstractNumId="12" w15:restartNumberingAfterBreak="0">
+  <w:abstractNum w:abstractNumId="14" w15:restartNumberingAfterBreak="0">
     <w:nsid w:val="775133A1"/>
     <w:multiLevelType w:val="multilevel"/>
     <w:tmpl w:val="65BC53E8"/>
@@ -5853,19 +6344,19 @@
     </w:lvl>
   </w:abstractNum>
   <w:num w:numId="1" w16cid:durableId="1261329554">
-    <w:abstractNumId w:val="10"/>
+    <w:abstractNumId w:val="12"/>
   </w:num>
   <w:num w:numId="2" w16cid:durableId="1488327854">
-    <w:abstractNumId w:val="12"/>
+    <w:abstractNumId w:val="14"/>
   </w:num>
   <w:num w:numId="3" w16cid:durableId="823275947">
-    <w:abstractNumId w:val="12"/>
+    <w:abstractNumId w:val="14"/>
   </w:num>
   <w:num w:numId="4" w16cid:durableId="901720957">
-    <w:abstractNumId w:val="12"/>
+    <w:abstractNumId w:val="14"/>
   </w:num>
   <w:num w:numId="5" w16cid:durableId="2016181686">
-    <w:abstractNumId w:val="12"/>
+    <w:abstractNumId w:val="14"/>
   </w:num>
   <w:num w:numId="6" w16cid:durableId="19430685">
     <w:abstractNumId w:val="5"/>
@@ -5877,10 +6368,10 @@
     <w:abstractNumId w:val="7"/>
   </w:num>
   <w:num w:numId="9" w16cid:durableId="776825411">
-    <w:abstractNumId w:val="11"/>
+    <w:abstractNumId w:val="13"/>
   </w:num>
   <w:num w:numId="10" w16cid:durableId="104278955">
-    <w:abstractNumId w:val="9"/>
+    <w:abstractNumId w:val="11"/>
   </w:num>
   <w:num w:numId="11" w16cid:durableId="1851488227">
     <w:abstractNumId w:val="1"/>
@@ -5899,6 +6390,12 @@
   </w:num>
   <w:num w:numId="16" w16cid:durableId="1105534364">
     <w:abstractNumId w:val="2"/>
+  </w:num>
+  <w:num w:numId="17" w16cid:durableId="752628878">
+    <w:abstractNumId w:val="9"/>
+  </w:num>
+  <w:num w:numId="18" w16cid:durableId="109013871">
+    <w:abstractNumId w:val="10"/>
   </w:num>
   <w:numIdMacAtCleanup w:val="6"/>
 </w:numbering>
@@ -7031,10 +7528,12 @@
     <w:rsid w:val="005F2ABF"/>
     <w:rsid w:val="00637FB3"/>
     <w:rsid w:val="006D2741"/>
+    <w:rsid w:val="00781519"/>
     <w:rsid w:val="007E18C9"/>
     <w:rsid w:val="00817CBD"/>
     <w:rsid w:val="00A065C3"/>
     <w:rsid w:val="00A938B6"/>
+    <w:rsid w:val="00BC6693"/>
     <w:rsid w:val="00C41526"/>
     <w:rsid w:val="00C42F55"/>
     <w:rsid w:val="00C56FD9"/>
